--- a/entregas/plano-contingencia-agua/cenarios/02-falta-de-agua/cenario-2-falta-de-agua-procedimento.docx
+++ b/entregas/plano-contingencia-agua/cenarios/02-falta-de-agua/cenario-2-falta-de-agua-procedimento.docx
@@ -1514,6 +1514,7 @@
     <w:p>
       <w:pPr>
         <w:keepNext/>
+        <w:pageBreakBefore/>
         <w:pBdr>
           <w:bottom w:val="single" w:sz="8" w:space="5" w:color="2F4162"/>
         </w:pBdr>
@@ -2023,6 +2024,7 @@
     <w:p>
       <w:pPr>
         <w:keepNext/>
+        <w:pageBreakBefore/>
         <w:pBdr>
           <w:bottom w:val="single" w:sz="8" w:space="5" w:color="2F4162"/>
         </w:pBdr>
@@ -2703,6 +2705,7 @@
     <w:p>
       <w:pPr>
         <w:keepNext/>
+        <w:pageBreakBefore/>
         <w:pBdr>
           <w:bottom w:val="single" w:sz="8" w:space="5" w:color="2F4162"/>
         </w:pBdr>
@@ -3676,53 +3679,48 @@
     </w:p>
     <w:p>
       <w:pPr>
-        <w:tabs>
-          <w:tab w:pos="260" w:val="left"/>
-        </w:tabs>
-        <w:spacing w:after="60" w:before="0" w:line="284" w:lineRule="exact"/>
-        <w:ind w:left="260" w:hanging="260"/>
+        <w:spacing w:after="130" w:before="0" w:line="284" w:lineRule="exact"/>
         <w:jc w:val="both"/>
       </w:pPr>
       <w:r>
         <w:rPr>
           <w:rFonts w:ascii="Arial" w:hAnsi="Arial" w:cs="Arial" w:eastAsia="Arial"/>
-          <w:b w:val="0"/>
-          <w:i w:val="0"/>
-          <w:color w:val="2F4162"/>
-          <w:sz w:val="20"/>
-        </w:rPr>
-        <w:t>1.</w:t>
-        <w:tab/>
-      </w:r>
-      <w:r>
-        <w:rPr>
-          <w:rFonts w:ascii="Arial" w:hAnsi="Arial" w:cs="Arial" w:eastAsia="Arial"/>
-          <w:b w:val="0"/>
-          <w:i w:val="0"/>
-          <w:color w:val="1F2A37"/>
-          <w:sz w:val="20"/>
-        </w:rPr>
-        <w:t xml:space="preserve">Escalar </w:t>
-      </w:r>
-      <w:r>
-        <w:rPr>
-          <w:rFonts w:ascii="Arial" w:hAnsi="Arial" w:cs="Arial" w:eastAsia="Arial"/>
-          <w:b/>
-          <w:i w:val="0"/>
-          <w:color w:val="1F2A37"/>
-          <w:sz w:val="20"/>
-        </w:rPr>
-        <w:t>nível 1 → 2 → 3</w:t>
-      </w:r>
-      <w:r>
-        <w:rPr>
-          <w:rFonts w:ascii="Arial" w:hAnsi="Arial" w:cs="Arial" w:eastAsia="Arial"/>
-          <w:b w:val="0"/>
-          <w:i w:val="0"/>
-          <w:color w:val="1F2A37"/>
-          <w:sz w:val="20"/>
-        </w:rPr>
-        <w:t>, na ordem da ficha.</w:t>
+          <w:b/>
+          <w:i w:val="0"/>
+          <w:color w:val="1F2A37"/>
+          <w:sz w:val="20"/>
+        </w:rPr>
+        <w:t>Comunicação:</w:t>
+      </w:r>
+      <w:r>
+        <w:rPr>
+          <w:rFonts w:ascii="Arial" w:hAnsi="Arial" w:cs="Arial" w:eastAsia="Arial"/>
+          <w:b w:val="0"/>
+          <w:i w:val="0"/>
+          <w:color w:val="1F2A37"/>
+          <w:sz w:val="20"/>
+        </w:rPr>
+        <w:t xml:space="preserve"> classifique o grau da ocorrência (G1, G2 ou G3) e siga o </w:t>
+      </w:r>
+      <w:r>
+        <w:rPr>
+          <w:rFonts w:ascii="Arial" w:hAnsi="Arial" w:cs="Arial" w:eastAsia="Arial"/>
+          <w:b/>
+          <w:i w:val="0"/>
+          <w:color w:val="1F2A37"/>
+          <w:sz w:val="20"/>
+        </w:rPr>
+        <w:t>Cenário T</w:t>
+      </w:r>
+      <w:r>
+        <w:rPr>
+          <w:rFonts w:ascii="Arial" w:hAnsi="Arial" w:cs="Arial" w:eastAsia="Arial"/>
+          <w:b w:val="0"/>
+          <w:i w:val="0"/>
+          <w:color w:val="1F2A37"/>
+          <w:sz w:val="20"/>
+        </w:rPr>
+        <w:t>: quem avisa quem, em que prazo e com que modelo.</w:t>
       </w:r>
     </w:p>
     <w:p>
@@ -3742,28 +3740,38 @@
           <w:color w:val="2F4162"/>
           <w:sz w:val="20"/>
         </w:rPr>
-        <w:t>2.</w:t>
+        <w:t>1.</w:t>
         <w:tab/>
       </w:r>
       <w:r>
         <w:rPr>
           <w:rFonts w:ascii="Arial" w:hAnsi="Arial" w:cs="Arial" w:eastAsia="Arial"/>
-          <w:b/>
-          <w:i w:val="0"/>
-          <w:color w:val="1F2A37"/>
-          <w:sz w:val="20"/>
-        </w:rPr>
-        <w:t>Gestão aciona</w:t>
-      </w:r>
-      <w:r>
-        <w:rPr>
-          <w:rFonts w:ascii="Arial" w:hAnsi="Arial" w:cs="Arial" w:eastAsia="Arial"/>
-          <w:b w:val="0"/>
-          <w:i w:val="0"/>
-          <w:color w:val="1F2A37"/>
-          <w:sz w:val="20"/>
-        </w:rPr>
-        <w:t xml:space="preserve"> a concessionária (previsão de retorno, abrangência: só o prédio ou a rua?), o fornecedor de hidráulica, o caminhão-pipa e, se o síndico decidir, o consultor.</w:t>
+          <w:b w:val="0"/>
+          <w:i w:val="0"/>
+          <w:color w:val="1F2A37"/>
+          <w:sz w:val="20"/>
+        </w:rPr>
+        <w:t xml:space="preserve">Escalar </w:t>
+      </w:r>
+      <w:r>
+        <w:rPr>
+          <w:rFonts w:ascii="Arial" w:hAnsi="Arial" w:cs="Arial" w:eastAsia="Arial"/>
+          <w:b/>
+          <w:i w:val="0"/>
+          <w:color w:val="1F2A37"/>
+          <w:sz w:val="20"/>
+        </w:rPr>
+        <w:t>nível 1 → 2 → 3</w:t>
+      </w:r>
+      <w:r>
+        <w:rPr>
+          <w:rFonts w:ascii="Arial" w:hAnsi="Arial" w:cs="Arial" w:eastAsia="Arial"/>
+          <w:b w:val="0"/>
+          <w:i w:val="0"/>
+          <w:color w:val="1F2A37"/>
+          <w:sz w:val="20"/>
+        </w:rPr>
+        <w:t>, na ordem da ficha.</w:t>
       </w:r>
     </w:p>
     <w:p>
@@ -3783,7 +3791,7 @@
           <w:color w:val="2F4162"/>
           <w:sz w:val="20"/>
         </w:rPr>
-        <w:t>3.</w:t>
+        <w:t>2.</w:t>
         <w:tab/>
       </w:r>
       <w:r>
@@ -3794,77 +3802,17 @@
           <w:color w:val="1F2A37"/>
           <w:sz w:val="20"/>
         </w:rPr>
-        <w:t>Comunicar por escrito</w:t>
-      </w:r>
-      <w:r>
-        <w:rPr>
-          <w:rFonts w:ascii="Arial" w:hAnsi="Arial" w:cs="Arial" w:eastAsia="Arial"/>
-          <w:b w:val="0"/>
-          <w:i w:val="0"/>
-          <w:color w:val="1F2A37"/>
-          <w:sz w:val="20"/>
-        </w:rPr>
-        <w:t xml:space="preserve"> (modelos na seção 10): ocupantes, </w:t>
-      </w:r>
-      <w:r>
-        <w:rPr>
-          <w:rFonts w:ascii="Arial" w:hAnsi="Arial" w:cs="Arial" w:eastAsia="Arial"/>
-          <w:b/>
-          <w:i w:val="0"/>
-          <w:color w:val="1F2A37"/>
-          <w:sz w:val="20"/>
-        </w:rPr>
-        <w:t>restaurantes e lojas de alimentos</w:t>
-      </w:r>
-      <w:r>
-        <w:rPr>
-          <w:rFonts w:ascii="Arial" w:hAnsi="Arial" w:cs="Arial" w:eastAsia="Arial"/>
-          <w:b w:val="0"/>
-          <w:i w:val="0"/>
-          <w:color w:val="1F2A37"/>
-          <w:sz w:val="20"/>
-        </w:rPr>
-        <w:t xml:space="preserve">, proprietário. Informar o que se sabe, o que se faz, o </w:t>
-      </w:r>
-      <w:r>
-        <w:rPr>
-          <w:rFonts w:ascii="Arial" w:hAnsi="Arial" w:cs="Arial" w:eastAsia="Arial"/>
-          <w:b/>
-          <w:i w:val="0"/>
-          <w:color w:val="1F2A37"/>
-          <w:sz w:val="20"/>
-        </w:rPr>
-        <w:t>uso restrito</w:t>
-      </w:r>
-      <w:r>
-        <w:rPr>
-          <w:rFonts w:ascii="Arial" w:hAnsi="Arial" w:cs="Arial" w:eastAsia="Arial"/>
-          <w:b w:val="0"/>
-          <w:i w:val="0"/>
-          <w:color w:val="1F2A37"/>
-          <w:sz w:val="20"/>
-        </w:rPr>
-        <w:t xml:space="preserve"> da água e </w:t>
-      </w:r>
-      <w:r>
-        <w:rPr>
-          <w:rFonts w:ascii="Arial" w:hAnsi="Arial" w:cs="Arial" w:eastAsia="Arial"/>
-          <w:b/>
-          <w:i w:val="0"/>
-          <w:color w:val="1F2A37"/>
-          <w:sz w:val="20"/>
-        </w:rPr>
-        <w:t>quando haverá nova informação</w:t>
-      </w:r>
-      <w:r>
-        <w:rPr>
-          <w:rFonts w:ascii="Arial" w:hAnsi="Arial" w:cs="Arial" w:eastAsia="Arial"/>
-          <w:b w:val="0"/>
-          <w:i w:val="0"/>
-          <w:color w:val="1F2A37"/>
-          <w:sz w:val="20"/>
-        </w:rPr>
-        <w:t>.</w:t>
+        <w:t>Gestão aciona</w:t>
+      </w:r>
+      <w:r>
+        <w:rPr>
+          <w:rFonts w:ascii="Arial" w:hAnsi="Arial" w:cs="Arial" w:eastAsia="Arial"/>
+          <w:b w:val="0"/>
+          <w:i w:val="0"/>
+          <w:color w:val="1F2A37"/>
+          <w:sz w:val="20"/>
+        </w:rPr>
+        <w:t xml:space="preserve"> a concessionária (previsão de retorno, abrangência: só o prédio ou a rua?), o fornecedor de hidráulica, o caminhão-pipa e, se o síndico decidir, o consultor.</w:t>
       </w:r>
     </w:p>
     <w:p>
@@ -3884,7 +3832,7 @@
           <w:color w:val="2F4162"/>
           <w:sz w:val="20"/>
         </w:rPr>
-        <w:t>4.</w:t>
+        <w:t>3.</w:t>
         <w:tab/>
       </w:r>
       <w:r>
@@ -3895,89 +3843,77 @@
           <w:color w:val="1F2A37"/>
           <w:sz w:val="20"/>
         </w:rPr>
-        <w:t>O síndico decide</w:t>
-      </w:r>
-      <w:r>
-        <w:rPr>
-          <w:rFonts w:ascii="Arial" w:hAnsi="Arial" w:cs="Arial" w:eastAsia="Arial"/>
-          <w:b w:val="0"/>
-          <w:i w:val="0"/>
-          <w:color w:val="1F2A37"/>
-          <w:sz w:val="20"/>
-        </w:rPr>
-        <w:t xml:space="preserve"> a priorização, o racionamento, o </w:t>
-      </w:r>
-      <w:r>
-        <w:rPr>
-          <w:rFonts w:ascii="Arial" w:hAnsi="Arial" w:cs="Arial" w:eastAsia="Arial"/>
-          <w:b/>
-          <w:i w:val="0"/>
-          <w:color w:val="1F2A37"/>
-          <w:sz w:val="20"/>
-        </w:rPr>
-        <w:t>uso ou não da reserva de incêndio</w:t>
-      </w:r>
-      <w:r>
-        <w:rPr>
-          <w:rFonts w:ascii="Arial" w:hAnsi="Arial" w:cs="Arial" w:eastAsia="Arial"/>
-          <w:b w:val="0"/>
-          <w:i w:val="0"/>
-          <w:color w:val="1F2A37"/>
-          <w:sz w:val="20"/>
-        </w:rPr>
-        <w:t xml:space="preserve"> e a comunicação externa.</w:t>
-      </w:r>
-    </w:p>
-    <w:p>
-      <w:pPr>
-        <w:keepNext/>
-        <w:spacing w:after="80" w:before="240" w:line="280" w:lineRule="exact"/>
-      </w:pPr>
-      <w:r>
-        <w:rPr>
-          <w:rFonts w:ascii="Arial" w:hAnsi="Arial" w:cs="Arial" w:eastAsia="Arial"/>
-          <w:b/>
-          <w:i w:val="0"/>
-          <w:color w:val="1F2A37"/>
-          <w:sz w:val="22"/>
-        </w:rPr>
-        <w:t>Fase 3 — Diagnóstico da causa (T+15 min a T+1 h) ⚠</w:t>
-      </w:r>
-    </w:p>
-    <w:p>
-      <w:pPr>
-        <w:spacing w:after="130" w:before="0" w:line="284" w:lineRule="exact"/>
-        <w:jc w:val="both"/>
-      </w:pPr>
-      <w:r>
-        <w:rPr>
-          <w:rFonts w:ascii="Arial" w:hAnsi="Arial" w:cs="Arial" w:eastAsia="Arial"/>
-          <w:b w:val="0"/>
-          <w:i w:val="0"/>
-          <w:color w:val="1F2A37"/>
-          <w:sz w:val="20"/>
-        </w:rPr>
-        <w:t xml:space="preserve">Seguir </w:t>
-      </w:r>
-      <w:r>
-        <w:rPr>
-          <w:rFonts w:ascii="Arial" w:hAnsi="Arial" w:cs="Arial" w:eastAsia="Arial"/>
-          <w:b/>
-          <w:i w:val="0"/>
-          <w:color w:val="1F2A37"/>
-          <w:sz w:val="20"/>
-        </w:rPr>
-        <w:t>da rua até o ponto</w:t>
-      </w:r>
-      <w:r>
-        <w:rPr>
-          <w:rFonts w:ascii="Arial" w:hAnsi="Arial" w:cs="Arial" w:eastAsia="Arial"/>
-          <w:b w:val="0"/>
-          <w:i w:val="0"/>
-          <w:color w:val="1F2A37"/>
-          <w:sz w:val="20"/>
-        </w:rPr>
-        <w:t>, anotando cada resposta. Aqui se escolhe o ramo da seção 5.</w:t>
+        <w:t>Comunicar por escrito</w:t>
+      </w:r>
+      <w:r>
+        <w:rPr>
+          <w:rFonts w:ascii="Arial" w:hAnsi="Arial" w:cs="Arial" w:eastAsia="Arial"/>
+          <w:b w:val="0"/>
+          <w:i w:val="0"/>
+          <w:color w:val="1F2A37"/>
+          <w:sz w:val="20"/>
+        </w:rPr>
+        <w:t xml:space="preserve"> (modelos na seção 10): ocupantes, </w:t>
+      </w:r>
+      <w:r>
+        <w:rPr>
+          <w:rFonts w:ascii="Arial" w:hAnsi="Arial" w:cs="Arial" w:eastAsia="Arial"/>
+          <w:b/>
+          <w:i w:val="0"/>
+          <w:color w:val="1F2A37"/>
+          <w:sz w:val="20"/>
+        </w:rPr>
+        <w:t>restaurantes e lojas de alimentos</w:t>
+      </w:r>
+      <w:r>
+        <w:rPr>
+          <w:rFonts w:ascii="Arial" w:hAnsi="Arial" w:cs="Arial" w:eastAsia="Arial"/>
+          <w:b w:val="0"/>
+          <w:i w:val="0"/>
+          <w:color w:val="1F2A37"/>
+          <w:sz w:val="20"/>
+        </w:rPr>
+        <w:t xml:space="preserve">, proprietário. Informar o que se sabe, o que se faz, o </w:t>
+      </w:r>
+      <w:r>
+        <w:rPr>
+          <w:rFonts w:ascii="Arial" w:hAnsi="Arial" w:cs="Arial" w:eastAsia="Arial"/>
+          <w:b/>
+          <w:i w:val="0"/>
+          <w:color w:val="1F2A37"/>
+          <w:sz w:val="20"/>
+        </w:rPr>
+        <w:t>uso restrito</w:t>
+      </w:r>
+      <w:r>
+        <w:rPr>
+          <w:rFonts w:ascii="Arial" w:hAnsi="Arial" w:cs="Arial" w:eastAsia="Arial"/>
+          <w:b w:val="0"/>
+          <w:i w:val="0"/>
+          <w:color w:val="1F2A37"/>
+          <w:sz w:val="20"/>
+        </w:rPr>
+        <w:t xml:space="preserve"> da água e </w:t>
+      </w:r>
+      <w:r>
+        <w:rPr>
+          <w:rFonts w:ascii="Arial" w:hAnsi="Arial" w:cs="Arial" w:eastAsia="Arial"/>
+          <w:b/>
+          <w:i w:val="0"/>
+          <w:color w:val="1F2A37"/>
+          <w:sz w:val="20"/>
+        </w:rPr>
+        <w:t>quando haverá nova informação</w:t>
+      </w:r>
+      <w:r>
+        <w:rPr>
+          <w:rFonts w:ascii="Arial" w:hAnsi="Arial" w:cs="Arial" w:eastAsia="Arial"/>
+          <w:b w:val="0"/>
+          <w:i w:val="0"/>
+          <w:color w:val="1F2A37"/>
+          <w:sz w:val="20"/>
+        </w:rPr>
+        <w:t>.</w:t>
       </w:r>
     </w:p>
     <w:p>
@@ -3997,7 +3933,7 @@
           <w:color w:val="2F4162"/>
           <w:sz w:val="20"/>
         </w:rPr>
-        <w:t>1.</w:t>
+        <w:t>4.</w:t>
         <w:tab/>
       </w:r>
       <w:r>
@@ -4008,37 +3944,89 @@
           <w:color w:val="1F2A37"/>
           <w:sz w:val="20"/>
         </w:rPr>
-        <w:t>Tem água na rua?</w:t>
-      </w:r>
-      <w:r>
-        <w:rPr>
-          <w:rFonts w:ascii="Arial" w:hAnsi="Arial" w:cs="Arial" w:eastAsia="Arial"/>
-          <w:b w:val="0"/>
-          <w:i w:val="0"/>
-          <w:color w:val="1F2A37"/>
-          <w:sz w:val="20"/>
-        </w:rPr>
-        <w:t xml:space="preserve"> Vizinhos também sem água? Aviso da concessionária? → </w:t>
-      </w:r>
-      <w:r>
-        <w:rPr>
-          <w:rFonts w:ascii="Arial" w:hAnsi="Arial" w:cs="Arial" w:eastAsia="Arial"/>
-          <w:b/>
-          <w:i w:val="0"/>
-          <w:color w:val="1F2A37"/>
-          <w:sz w:val="20"/>
-        </w:rPr>
-        <w:t>ramo A</w:t>
-      </w:r>
-      <w:r>
-        <w:rPr>
-          <w:rFonts w:ascii="Arial" w:hAnsi="Arial" w:cs="Arial" w:eastAsia="Arial"/>
-          <w:b w:val="0"/>
-          <w:i w:val="0"/>
-          <w:color w:val="1F2A37"/>
-          <w:sz w:val="20"/>
-        </w:rPr>
-        <w:t>.</w:t>
+        <w:t>O síndico decide</w:t>
+      </w:r>
+      <w:r>
+        <w:rPr>
+          <w:rFonts w:ascii="Arial" w:hAnsi="Arial" w:cs="Arial" w:eastAsia="Arial"/>
+          <w:b w:val="0"/>
+          <w:i w:val="0"/>
+          <w:color w:val="1F2A37"/>
+          <w:sz w:val="20"/>
+        </w:rPr>
+        <w:t xml:space="preserve"> a priorização, o racionamento, o </w:t>
+      </w:r>
+      <w:r>
+        <w:rPr>
+          <w:rFonts w:ascii="Arial" w:hAnsi="Arial" w:cs="Arial" w:eastAsia="Arial"/>
+          <w:b/>
+          <w:i w:val="0"/>
+          <w:color w:val="1F2A37"/>
+          <w:sz w:val="20"/>
+        </w:rPr>
+        <w:t>uso ou não da reserva de incêndio</w:t>
+      </w:r>
+      <w:r>
+        <w:rPr>
+          <w:rFonts w:ascii="Arial" w:hAnsi="Arial" w:cs="Arial" w:eastAsia="Arial"/>
+          <w:b w:val="0"/>
+          <w:i w:val="0"/>
+          <w:color w:val="1F2A37"/>
+          <w:sz w:val="20"/>
+        </w:rPr>
+        <w:t xml:space="preserve"> e a comunicação externa.</w:t>
+      </w:r>
+    </w:p>
+    <w:p>
+      <w:pPr>
+        <w:keepNext/>
+        <w:spacing w:after="80" w:before="240" w:line="280" w:lineRule="exact"/>
+      </w:pPr>
+      <w:r>
+        <w:rPr>
+          <w:rFonts w:ascii="Arial" w:hAnsi="Arial" w:cs="Arial" w:eastAsia="Arial"/>
+          <w:b/>
+          <w:i w:val="0"/>
+          <w:color w:val="1F2A37"/>
+          <w:sz w:val="22"/>
+        </w:rPr>
+        <w:t>Fase 3 — Diagnóstico da causa (T+15 min a T+1 h) ⚠</w:t>
+      </w:r>
+    </w:p>
+    <w:p>
+      <w:pPr>
+        <w:spacing w:after="130" w:before="0" w:line="284" w:lineRule="exact"/>
+        <w:jc w:val="both"/>
+      </w:pPr>
+      <w:r>
+        <w:rPr>
+          <w:rFonts w:ascii="Arial" w:hAnsi="Arial" w:cs="Arial" w:eastAsia="Arial"/>
+          <w:b w:val="0"/>
+          <w:i w:val="0"/>
+          <w:color w:val="1F2A37"/>
+          <w:sz w:val="20"/>
+        </w:rPr>
+        <w:t xml:space="preserve">Seguir </w:t>
+      </w:r>
+      <w:r>
+        <w:rPr>
+          <w:rFonts w:ascii="Arial" w:hAnsi="Arial" w:cs="Arial" w:eastAsia="Arial"/>
+          <w:b/>
+          <w:i w:val="0"/>
+          <w:color w:val="1F2A37"/>
+          <w:sz w:val="20"/>
+        </w:rPr>
+        <w:t>da rua até o ponto</w:t>
+      </w:r>
+      <w:r>
+        <w:rPr>
+          <w:rFonts w:ascii="Arial" w:hAnsi="Arial" w:cs="Arial" w:eastAsia="Arial"/>
+          <w:b w:val="0"/>
+          <w:i w:val="0"/>
+          <w:color w:val="1F2A37"/>
+          <w:sz w:val="20"/>
+        </w:rPr>
+        <w:t>, anotando cada resposta. Aqui se escolhe o ramo da seção 5.</w:t>
       </w:r>
     </w:p>
     <w:p>
@@ -4058,7 +4046,7 @@
           <w:color w:val="2F4162"/>
           <w:sz w:val="20"/>
         </w:rPr>
-        <w:t>2.</w:t>
+        <w:t>1.</w:t>
         <w:tab/>
       </w:r>
       <w:r>
@@ -4069,17 +4057,17 @@
           <w:color w:val="1F2A37"/>
           <w:sz w:val="20"/>
         </w:rPr>
-        <w:t>O hidrômetro e o cavalete</w:t>
-      </w:r>
-      <w:r>
-        <w:rPr>
-          <w:rFonts w:ascii="Arial" w:hAnsi="Arial" w:cs="Arial" w:eastAsia="Arial"/>
-          <w:b w:val="0"/>
-          <w:i w:val="0"/>
-          <w:color w:val="1F2A37"/>
-          <w:sz w:val="20"/>
-        </w:rPr>
-        <w:t xml:space="preserve"> mostram fluxo? Algum registro do ramal ficou fechado? → </w:t>
+        <w:t>Tem água na rua?</w:t>
+      </w:r>
+      <w:r>
+        <w:rPr>
+          <w:rFonts w:ascii="Arial" w:hAnsi="Arial" w:cs="Arial" w:eastAsia="Arial"/>
+          <w:b w:val="0"/>
+          <w:i w:val="0"/>
+          <w:color w:val="1F2A37"/>
+          <w:sz w:val="20"/>
+        </w:rPr>
+        <w:t xml:space="preserve"> Vizinhos também sem água? Aviso da concessionária? → </w:t>
       </w:r>
       <w:r>
         <w:rPr>
@@ -4119,7 +4107,7 @@
           <w:color w:val="2F4162"/>
           <w:sz w:val="20"/>
         </w:rPr>
-        <w:t>3.</w:t>
+        <w:t>2.</w:t>
         <w:tab/>
       </w:r>
       <w:r>
@@ -4130,17 +4118,17 @@
           <w:color w:val="1F2A37"/>
           <w:sz w:val="20"/>
         </w:rPr>
-        <w:t>A cisterna</w:t>
-      </w:r>
-      <w:r>
-        <w:rPr>
-          <w:rFonts w:ascii="Arial" w:hAnsi="Arial" w:cs="Arial" w:eastAsia="Arial"/>
-          <w:b w:val="0"/>
-          <w:i w:val="0"/>
-          <w:color w:val="1F2A37"/>
-          <w:sz w:val="20"/>
-        </w:rPr>
-        <w:t xml:space="preserve"> tem água? Está enchendo? A boia dela está presa? → </w:t>
+        <w:t>O hidrômetro e o cavalete</w:t>
+      </w:r>
+      <w:r>
+        <w:rPr>
+          <w:rFonts w:ascii="Arial" w:hAnsi="Arial" w:cs="Arial" w:eastAsia="Arial"/>
+          <w:b w:val="0"/>
+          <w:i w:val="0"/>
+          <w:color w:val="1F2A37"/>
+          <w:sz w:val="20"/>
+        </w:rPr>
+        <w:t xml:space="preserve"> mostram fluxo? Algum registro do ramal ficou fechado? → </w:t>
       </w:r>
       <w:r>
         <w:rPr>
@@ -4160,27 +4148,7 @@
           <w:color w:val="1F2A37"/>
           <w:sz w:val="20"/>
         </w:rPr>
-        <w:t xml:space="preserve"> (sem entrada) ou </w:t>
-      </w:r>
-      <w:r>
-        <w:rPr>
-          <w:rFonts w:ascii="Arial" w:hAnsi="Arial" w:cs="Arial" w:eastAsia="Arial"/>
-          <w:b/>
-          <w:i w:val="0"/>
-          <w:color w:val="1F2A37"/>
-          <w:sz w:val="20"/>
-        </w:rPr>
-        <w:t>B</w:t>
-      </w:r>
-      <w:r>
-        <w:rPr>
-          <w:rFonts w:ascii="Arial" w:hAnsi="Arial" w:cs="Arial" w:eastAsia="Arial"/>
-          <w:b w:val="0"/>
-          <w:i w:val="0"/>
-          <w:color w:val="1F2A37"/>
-          <w:sz w:val="20"/>
-        </w:rPr>
-        <w:t xml:space="preserve"> (boia).</w:t>
+        <w:t>.</w:t>
       </w:r>
     </w:p>
     <w:p>
@@ -4200,7 +4168,7 @@
           <w:color w:val="2F4162"/>
           <w:sz w:val="20"/>
         </w:rPr>
-        <w:t>4.</w:t>
+        <w:t>3.</w:t>
         <w:tab/>
       </w:r>
       <w:r>
@@ -4211,57 +4179,57 @@
           <w:color w:val="1F2A37"/>
           <w:sz w:val="20"/>
         </w:rPr>
-        <w:t>O recalque</w:t>
-      </w:r>
-      <w:r>
-        <w:rPr>
-          <w:rFonts w:ascii="Arial" w:hAnsi="Arial" w:cs="Arial" w:eastAsia="Arial"/>
-          <w:b w:val="0"/>
-          <w:i w:val="0"/>
-          <w:color w:val="1F2A37"/>
-          <w:sz w:val="20"/>
-        </w:rPr>
-        <w:t xml:space="preserve"> parte? Há energia? O </w:t>
-      </w:r>
-      <w:r>
-        <w:rPr>
-          <w:rFonts w:ascii="Arial" w:hAnsi="Arial" w:cs="Arial" w:eastAsia="Arial"/>
-          <w:b/>
-          <w:i w:val="0"/>
-          <w:color w:val="1F2A37"/>
-          <w:sz w:val="20"/>
-        </w:rPr>
-        <w:t>gerador assumiu</w:t>
-      </w:r>
-      <w:r>
-        <w:rPr>
-          <w:rFonts w:ascii="Arial" w:hAnsi="Arial" w:cs="Arial" w:eastAsia="Arial"/>
-          <w:b w:val="0"/>
-          <w:i w:val="0"/>
-          <w:color w:val="1F2A37"/>
-          <w:sz w:val="20"/>
-        </w:rPr>
-        <w:t xml:space="preserve">? Quadro desarmado? Bomba reserva? → </w:t>
-      </w:r>
-      <w:r>
-        <w:rPr>
-          <w:rFonts w:ascii="Arial" w:hAnsi="Arial" w:cs="Arial" w:eastAsia="Arial"/>
-          <w:b/>
-          <w:i w:val="0"/>
-          <w:color w:val="1F2A37"/>
-          <w:sz w:val="20"/>
-        </w:rPr>
-        <w:t>ramo B</w:t>
-      </w:r>
-      <w:r>
-        <w:rPr>
-          <w:rFonts w:ascii="Arial" w:hAnsi="Arial" w:cs="Arial" w:eastAsia="Arial"/>
-          <w:b w:val="0"/>
-          <w:i w:val="0"/>
-          <w:color w:val="1F2A37"/>
-          <w:sz w:val="20"/>
-        </w:rPr>
-        <w:t xml:space="preserve"> (Cenário 5).</w:t>
+        <w:t>A cisterna</w:t>
+      </w:r>
+      <w:r>
+        <w:rPr>
+          <w:rFonts w:ascii="Arial" w:hAnsi="Arial" w:cs="Arial" w:eastAsia="Arial"/>
+          <w:b w:val="0"/>
+          <w:i w:val="0"/>
+          <w:color w:val="1F2A37"/>
+          <w:sz w:val="20"/>
+        </w:rPr>
+        <w:t xml:space="preserve"> tem água? Está enchendo? A boia dela está presa? → </w:t>
+      </w:r>
+      <w:r>
+        <w:rPr>
+          <w:rFonts w:ascii="Arial" w:hAnsi="Arial" w:cs="Arial" w:eastAsia="Arial"/>
+          <w:b/>
+          <w:i w:val="0"/>
+          <w:color w:val="1F2A37"/>
+          <w:sz w:val="20"/>
+        </w:rPr>
+        <w:t>ramo A</w:t>
+      </w:r>
+      <w:r>
+        <w:rPr>
+          <w:rFonts w:ascii="Arial" w:hAnsi="Arial" w:cs="Arial" w:eastAsia="Arial"/>
+          <w:b w:val="0"/>
+          <w:i w:val="0"/>
+          <w:color w:val="1F2A37"/>
+          <w:sz w:val="20"/>
+        </w:rPr>
+        <w:t xml:space="preserve"> (sem entrada) ou </w:t>
+      </w:r>
+      <w:r>
+        <w:rPr>
+          <w:rFonts w:ascii="Arial" w:hAnsi="Arial" w:cs="Arial" w:eastAsia="Arial"/>
+          <w:b/>
+          <w:i w:val="0"/>
+          <w:color w:val="1F2A37"/>
+          <w:sz w:val="20"/>
+        </w:rPr>
+        <w:t>B</w:t>
+      </w:r>
+      <w:r>
+        <w:rPr>
+          <w:rFonts w:ascii="Arial" w:hAnsi="Arial" w:cs="Arial" w:eastAsia="Arial"/>
+          <w:b w:val="0"/>
+          <w:i w:val="0"/>
+          <w:color w:val="1F2A37"/>
+          <w:sz w:val="20"/>
+        </w:rPr>
+        <w:t xml:space="preserve"> (boia).</w:t>
       </w:r>
     </w:p>
     <w:p>
@@ -4281,7 +4249,7 @@
           <w:color w:val="2F4162"/>
           <w:sz w:val="20"/>
         </w:rPr>
-        <w:t>5.</w:t>
+        <w:t>4.</w:t>
         <w:tab/>
       </w:r>
       <w:r>
@@ -4292,17 +4260,37 @@
           <w:color w:val="1F2A37"/>
           <w:sz w:val="20"/>
         </w:rPr>
-        <w:t>A caixa superior</w:t>
-      </w:r>
-      <w:r>
-        <w:rPr>
-          <w:rFonts w:ascii="Arial" w:hAnsi="Arial" w:cs="Arial" w:eastAsia="Arial"/>
-          <w:b w:val="0"/>
-          <w:i w:val="0"/>
-          <w:color w:val="1F2A37"/>
-          <w:sz w:val="20"/>
-        </w:rPr>
-        <w:t xml:space="preserve"> está com nível? A boia dela está presa? Algum registro do barrilete fechado? → </w:t>
+        <w:t>O recalque</w:t>
+      </w:r>
+      <w:r>
+        <w:rPr>
+          <w:rFonts w:ascii="Arial" w:hAnsi="Arial" w:cs="Arial" w:eastAsia="Arial"/>
+          <w:b w:val="0"/>
+          <w:i w:val="0"/>
+          <w:color w:val="1F2A37"/>
+          <w:sz w:val="20"/>
+        </w:rPr>
+        <w:t xml:space="preserve"> parte? Há energia? O </w:t>
+      </w:r>
+      <w:r>
+        <w:rPr>
+          <w:rFonts w:ascii="Arial" w:hAnsi="Arial" w:cs="Arial" w:eastAsia="Arial"/>
+          <w:b/>
+          <w:i w:val="0"/>
+          <w:color w:val="1F2A37"/>
+          <w:sz w:val="20"/>
+        </w:rPr>
+        <w:t>gerador assumiu</w:t>
+      </w:r>
+      <w:r>
+        <w:rPr>
+          <w:rFonts w:ascii="Arial" w:hAnsi="Arial" w:cs="Arial" w:eastAsia="Arial"/>
+          <w:b w:val="0"/>
+          <w:i w:val="0"/>
+          <w:color w:val="1F2A37"/>
+          <w:sz w:val="20"/>
+        </w:rPr>
+        <w:t xml:space="preserve">? Quadro desarmado? Bomba reserva? → </w:t>
       </w:r>
       <w:r>
         <w:rPr>
@@ -4322,7 +4310,7 @@
           <w:color w:val="1F2A37"/>
           <w:sz w:val="20"/>
         </w:rPr>
-        <w:t>.</w:t>
+        <w:t xml:space="preserve"> (Cenário 5).</w:t>
       </w:r>
     </w:p>
     <w:p>
@@ -4342,7 +4330,7 @@
           <w:color w:val="2F4162"/>
           <w:sz w:val="20"/>
         </w:rPr>
-        <w:t>6.</w:t>
+        <w:t>5.</w:t>
         <w:tab/>
       </w:r>
       <w:r>
@@ -4353,37 +4341,37 @@
           <w:color w:val="1F2A37"/>
           <w:sz w:val="20"/>
         </w:rPr>
-        <w:t>O consumo</w:t>
-      </w:r>
-      <w:r>
-        <w:rPr>
-          <w:rFonts w:ascii="Arial" w:hAnsi="Arial" w:cs="Arial" w:eastAsia="Arial"/>
-          <w:b w:val="0"/>
-          <w:i w:val="0"/>
-          <w:color w:val="1F2A37"/>
-          <w:sz w:val="20"/>
-        </w:rPr>
-        <w:t xml:space="preserve"> está anormal (hidrômetro, nível caindo rápido, água no piso, ladrão correndo, reposição de circuito alta)? → </w:t>
-      </w:r>
-      <w:r>
-        <w:rPr>
-          <w:rFonts w:ascii="Arial" w:hAnsi="Arial" w:cs="Arial" w:eastAsia="Arial"/>
-          <w:b/>
-          <w:i w:val="0"/>
-          <w:color w:val="1F2A37"/>
-          <w:sz w:val="20"/>
-        </w:rPr>
-        <w:t>ramo C</w:t>
-      </w:r>
-      <w:r>
-        <w:rPr>
-          <w:rFonts w:ascii="Arial" w:hAnsi="Arial" w:cs="Arial" w:eastAsia="Arial"/>
-          <w:b w:val="0"/>
-          <w:i w:val="0"/>
-          <w:color w:val="1F2A37"/>
-          <w:sz w:val="20"/>
-        </w:rPr>
-        <w:t xml:space="preserve"> (Cenário 4).</w:t>
+        <w:t>A caixa superior</w:t>
+      </w:r>
+      <w:r>
+        <w:rPr>
+          <w:rFonts w:ascii="Arial" w:hAnsi="Arial" w:cs="Arial" w:eastAsia="Arial"/>
+          <w:b w:val="0"/>
+          <w:i w:val="0"/>
+          <w:color w:val="1F2A37"/>
+          <w:sz w:val="20"/>
+        </w:rPr>
+        <w:t xml:space="preserve"> está com nível? A boia dela está presa? Algum registro do barrilete fechado? → </w:t>
+      </w:r>
+      <w:r>
+        <w:rPr>
+          <w:rFonts w:ascii="Arial" w:hAnsi="Arial" w:cs="Arial" w:eastAsia="Arial"/>
+          <w:b/>
+          <w:i w:val="0"/>
+          <w:color w:val="1F2A37"/>
+          <w:sz w:val="20"/>
+        </w:rPr>
+        <w:t>ramo B</w:t>
+      </w:r>
+      <w:r>
+        <w:rPr>
+          <w:rFonts w:ascii="Arial" w:hAnsi="Arial" w:cs="Arial" w:eastAsia="Arial"/>
+          <w:b w:val="0"/>
+          <w:i w:val="0"/>
+          <w:color w:val="1F2A37"/>
+          <w:sz w:val="20"/>
+        </w:rPr>
+        <w:t>.</w:t>
       </w:r>
     </w:p>
     <w:p>
@@ -4403,7 +4391,7 @@
           <w:color w:val="2F4162"/>
           <w:sz w:val="20"/>
         </w:rPr>
-        <w:t>7.</w:t>
+        <w:t>6.</w:t>
         <w:tab/>
       </w:r>
       <w:r>
@@ -4414,37 +4402,37 @@
           <w:color w:val="1F2A37"/>
           <w:sz w:val="20"/>
         </w:rPr>
-        <w:t>A água que sobrou</w:t>
-      </w:r>
-      <w:r>
-        <w:rPr>
-          <w:rFonts w:ascii="Arial" w:hAnsi="Arial" w:cs="Arial" w:eastAsia="Arial"/>
-          <w:b w:val="0"/>
-          <w:i w:val="0"/>
-          <w:color w:val="1F2A37"/>
-          <w:sz w:val="20"/>
-        </w:rPr>
-        <w:t xml:space="preserve"> está limpa? Houve tampa aberta, infiltração, obra, sujeira? → </w:t>
-      </w:r>
-      <w:r>
-        <w:rPr>
-          <w:rFonts w:ascii="Arial" w:hAnsi="Arial" w:cs="Arial" w:eastAsia="Arial"/>
-          <w:b/>
-          <w:i w:val="0"/>
-          <w:color w:val="1F2A37"/>
-          <w:sz w:val="20"/>
-        </w:rPr>
-        <w:t>ramo D</w:t>
-      </w:r>
-      <w:r>
-        <w:rPr>
-          <w:rFonts w:ascii="Arial" w:hAnsi="Arial" w:cs="Arial" w:eastAsia="Arial"/>
-          <w:b w:val="0"/>
-          <w:i w:val="0"/>
-          <w:color w:val="1F2A37"/>
-          <w:sz w:val="20"/>
-        </w:rPr>
-        <w:t xml:space="preserve"> (Cenário 9).</w:t>
+        <w:t>O consumo</w:t>
+      </w:r>
+      <w:r>
+        <w:rPr>
+          <w:rFonts w:ascii="Arial" w:hAnsi="Arial" w:cs="Arial" w:eastAsia="Arial"/>
+          <w:b w:val="0"/>
+          <w:i w:val="0"/>
+          <w:color w:val="1F2A37"/>
+          <w:sz w:val="20"/>
+        </w:rPr>
+        <w:t xml:space="preserve"> está anormal (hidrômetro, nível caindo rápido, água no piso, ladrão correndo, reposição de circuito alta)? → </w:t>
+      </w:r>
+      <w:r>
+        <w:rPr>
+          <w:rFonts w:ascii="Arial" w:hAnsi="Arial" w:cs="Arial" w:eastAsia="Arial"/>
+          <w:b/>
+          <w:i w:val="0"/>
+          <w:color w:val="1F2A37"/>
+          <w:sz w:val="20"/>
+        </w:rPr>
+        <w:t>ramo C</w:t>
+      </w:r>
+      <w:r>
+        <w:rPr>
+          <w:rFonts w:ascii="Arial" w:hAnsi="Arial" w:cs="Arial" w:eastAsia="Arial"/>
+          <w:b w:val="0"/>
+          <w:i w:val="0"/>
+          <w:color w:val="1F2A37"/>
+          <w:sz w:val="20"/>
+        </w:rPr>
+        <w:t xml:space="preserve"> (Cenário 4).</w:t>
       </w:r>
     </w:p>
     <w:p>
@@ -4464,7 +4452,7 @@
           <w:color w:val="2F4162"/>
           <w:sz w:val="20"/>
         </w:rPr>
-        <w:t>8.</w:t>
+        <w:t>7.</w:t>
         <w:tab/>
       </w:r>
       <w:r>
@@ -4475,145 +4463,37 @@
           <w:color w:val="1F2A37"/>
           <w:sz w:val="20"/>
         </w:rPr>
-        <w:t>Nada fecha?</w:t>
-      </w:r>
-      <w:r>
-        <w:rPr>
-          <w:rFonts w:ascii="Arial" w:hAnsi="Arial" w:cs="Arial" w:eastAsia="Arial"/>
-          <w:b w:val="0"/>
-          <w:i w:val="0"/>
-          <w:color w:val="1F2A37"/>
-          <w:sz w:val="20"/>
-        </w:rPr>
-        <w:t xml:space="preserve"> → </w:t>
-      </w:r>
-      <w:r>
-        <w:rPr>
-          <w:rFonts w:ascii="Arial" w:hAnsi="Arial" w:cs="Arial" w:eastAsia="Arial"/>
-          <w:b/>
-          <w:i w:val="0"/>
-          <w:color w:val="1F2A37"/>
-          <w:sz w:val="20"/>
-        </w:rPr>
-        <w:t>ramo E</w:t>
-      </w:r>
-      <w:r>
-        <w:rPr>
-          <w:rFonts w:ascii="Arial" w:hAnsi="Arial" w:cs="Arial" w:eastAsia="Arial"/>
-          <w:b w:val="0"/>
-          <w:i w:val="0"/>
-          <w:color w:val="1F2A37"/>
-          <w:sz w:val="20"/>
-        </w:rPr>
-        <w:t>.</w:t>
-      </w:r>
-    </w:p>
-    <w:p>
-      <w:pPr>
-        <w:spacing w:after="130" w:before="0" w:line="284" w:lineRule="exact"/>
-        <w:jc w:val="both"/>
-      </w:pPr>
-      <w:r>
-        <w:rPr>
-          <w:rFonts w:ascii="Arial" w:hAnsi="Arial" w:cs="Arial" w:eastAsia="Arial"/>
-          <w:b w:val="0"/>
-          <w:i w:val="0"/>
-          <w:color w:val="1F2A37"/>
-          <w:sz w:val="20"/>
-        </w:rPr>
-        <w:t xml:space="preserve">Mais de um ramo pode valer ao mesmo tempo. Se as respostas conflitam, </w:t>
-      </w:r>
-      <w:r>
-        <w:rPr>
-          <w:rFonts w:ascii="Arial" w:hAnsi="Arial" w:cs="Arial" w:eastAsia="Arial"/>
-          <w:b/>
-          <w:i w:val="0"/>
-          <w:color w:val="1F2A37"/>
-          <w:sz w:val="20"/>
-        </w:rPr>
-        <w:t>vale o ramo mais restritivo</w:t>
-      </w:r>
-      <w:r>
-        <w:rPr>
-          <w:rFonts w:ascii="Arial" w:hAnsi="Arial" w:cs="Arial" w:eastAsia="Arial"/>
-          <w:b w:val="0"/>
-          <w:i w:val="0"/>
-          <w:color w:val="1F2A37"/>
-          <w:sz w:val="20"/>
-        </w:rPr>
-        <w:t>.</w:t>
-      </w:r>
-    </w:p>
-    <w:p>
-      <w:pPr>
-        <w:keepNext/>
-        <w:spacing w:after="80" w:before="240" w:line="280" w:lineRule="exact"/>
-      </w:pPr>
-      <w:r>
-        <w:rPr>
-          <w:rFonts w:ascii="Arial" w:hAnsi="Arial" w:cs="Arial" w:eastAsia="Arial"/>
-          <w:b/>
-          <w:i w:val="0"/>
-          <w:color w:val="1F2A37"/>
-          <w:sz w:val="22"/>
-        </w:rPr>
-        <w:t>Fase 4 — Abastecimento alternativo (acionar até T+1 h) ⚠</w:t>
-      </w:r>
-    </w:p>
-    <w:p>
-      <w:pPr>
-        <w:spacing w:after="130" w:before="0" w:line="284" w:lineRule="exact"/>
-        <w:jc w:val="both"/>
-      </w:pPr>
-      <w:r>
-        <w:rPr>
-          <w:rFonts w:ascii="Arial" w:hAnsi="Arial" w:cs="Arial" w:eastAsia="Arial"/>
-          <w:b w:val="0"/>
-          <w:i w:val="0"/>
-          <w:color w:val="1F2A37"/>
-          <w:sz w:val="20"/>
-        </w:rPr>
-        <w:t xml:space="preserve">Quando a autonomia </w:t>
-      </w:r>
-      <w:r>
-        <w:rPr>
-          <w:rFonts w:ascii="Arial" w:hAnsi="Arial" w:cs="Arial" w:eastAsia="Arial"/>
-          <w:b/>
-          <w:i w:val="0"/>
-          <w:color w:val="1F2A37"/>
-          <w:sz w:val="20"/>
-        </w:rPr>
-        <w:t>não cobre</w:t>
-      </w:r>
-      <w:r>
-        <w:rPr>
-          <w:rFonts w:ascii="Arial" w:hAnsi="Arial" w:cs="Arial" w:eastAsia="Arial"/>
-          <w:b w:val="0"/>
-          <w:i w:val="0"/>
-          <w:color w:val="1F2A37"/>
-          <w:sz w:val="20"/>
-        </w:rPr>
-        <w:t xml:space="preserve"> o retorno previsto (ou </w:t>
-      </w:r>
-      <w:r>
-        <w:rPr>
-          <w:rFonts w:ascii="Arial" w:hAnsi="Arial" w:cs="Arial" w:eastAsia="Arial"/>
-          <w:b/>
-          <w:i w:val="0"/>
-          <w:color w:val="1F2A37"/>
-          <w:sz w:val="20"/>
-        </w:rPr>
-        <w:t>não se sabe</w:t>
-      </w:r>
-      <w:r>
-        <w:rPr>
-          <w:rFonts w:ascii="Arial" w:hAnsi="Arial" w:cs="Arial" w:eastAsia="Arial"/>
-          <w:b w:val="0"/>
-          <w:i w:val="0"/>
-          <w:color w:val="1F2A37"/>
-          <w:sz w:val="20"/>
-        </w:rPr>
-        <w:t>):</w:t>
+        <w:t>A água que sobrou</w:t>
+      </w:r>
+      <w:r>
+        <w:rPr>
+          <w:rFonts w:ascii="Arial" w:hAnsi="Arial" w:cs="Arial" w:eastAsia="Arial"/>
+          <w:b w:val="0"/>
+          <w:i w:val="0"/>
+          <w:color w:val="1F2A37"/>
+          <w:sz w:val="20"/>
+        </w:rPr>
+        <w:t xml:space="preserve"> está limpa? Houve tampa aberta, infiltração, obra, sujeira? → </w:t>
+      </w:r>
+      <w:r>
+        <w:rPr>
+          <w:rFonts w:ascii="Arial" w:hAnsi="Arial" w:cs="Arial" w:eastAsia="Arial"/>
+          <w:b/>
+          <w:i w:val="0"/>
+          <w:color w:val="1F2A37"/>
+          <w:sz w:val="20"/>
+        </w:rPr>
+        <w:t>ramo D</w:t>
+      </w:r>
+      <w:r>
+        <w:rPr>
+          <w:rFonts w:ascii="Arial" w:hAnsi="Arial" w:cs="Arial" w:eastAsia="Arial"/>
+          <w:b w:val="0"/>
+          <w:i w:val="0"/>
+          <w:color w:val="1F2A37"/>
+          <w:sz w:val="20"/>
+        </w:rPr>
+        <w:t xml:space="preserve"> (Cenário 9).</w:t>
       </w:r>
     </w:p>
     <w:p>
@@ -4633,7 +4513,7 @@
           <w:color w:val="2F4162"/>
           <w:sz w:val="20"/>
         </w:rPr>
-        <w:t>1.</w:t>
+        <w:t>8.</w:t>
         <w:tab/>
       </w:r>
       <w:r>
@@ -4644,57 +4524,145 @@
           <w:color w:val="1F2A37"/>
           <w:sz w:val="20"/>
         </w:rPr>
-        <w:t>Acionar o caminhão-pipa pré-qualificado</w:t>
-      </w:r>
-      <w:r>
-        <w:rPr>
-          <w:rFonts w:ascii="Arial" w:hAnsi="Arial" w:cs="Arial" w:eastAsia="Arial"/>
-          <w:b w:val="0"/>
-          <w:i w:val="0"/>
-          <w:color w:val="1F2A37"/>
-          <w:sz w:val="20"/>
-        </w:rPr>
-        <w:t xml:space="preserve"> da ficha. Se não houver, a gestão busca fornecedor de </w:t>
-      </w:r>
-      <w:r>
-        <w:rPr>
-          <w:rFonts w:ascii="Arial" w:hAnsi="Arial" w:cs="Arial" w:eastAsia="Arial"/>
-          <w:b/>
-          <w:i w:val="0"/>
-          <w:color w:val="1F2A37"/>
-          <w:sz w:val="20"/>
-        </w:rPr>
-        <w:t>origem identificada</w:t>
-      </w:r>
-      <w:r>
-        <w:rPr>
-          <w:rFonts w:ascii="Arial" w:hAnsi="Arial" w:cs="Arial" w:eastAsia="Arial"/>
-          <w:b w:val="0"/>
-          <w:i w:val="0"/>
-          <w:color w:val="1F2A37"/>
-          <w:sz w:val="20"/>
-        </w:rPr>
-        <w:t xml:space="preserve"> e a equipe aplica a seção 7 </w:t>
-      </w:r>
-      <w:r>
-        <w:rPr>
-          <w:rFonts w:ascii="Arial" w:hAnsi="Arial" w:cs="Arial" w:eastAsia="Arial"/>
-          <w:b/>
-          <w:i w:val="0"/>
-          <w:color w:val="1F2A37"/>
-          <w:sz w:val="20"/>
-        </w:rPr>
-        <w:t>com mais rigor</w:t>
-      </w:r>
-      <w:r>
-        <w:rPr>
-          <w:rFonts w:ascii="Arial" w:hAnsi="Arial" w:cs="Arial" w:eastAsia="Arial"/>
-          <w:b w:val="0"/>
-          <w:i w:val="0"/>
-          <w:color w:val="1F2A37"/>
-          <w:sz w:val="20"/>
-        </w:rPr>
-        <w:t xml:space="preserve"> (fornecedor não conhecido).</w:t>
+        <w:t>Nada fecha?</w:t>
+      </w:r>
+      <w:r>
+        <w:rPr>
+          <w:rFonts w:ascii="Arial" w:hAnsi="Arial" w:cs="Arial" w:eastAsia="Arial"/>
+          <w:b w:val="0"/>
+          <w:i w:val="0"/>
+          <w:color w:val="1F2A37"/>
+          <w:sz w:val="20"/>
+        </w:rPr>
+        <w:t xml:space="preserve"> → </w:t>
+      </w:r>
+      <w:r>
+        <w:rPr>
+          <w:rFonts w:ascii="Arial" w:hAnsi="Arial" w:cs="Arial" w:eastAsia="Arial"/>
+          <w:b/>
+          <w:i w:val="0"/>
+          <w:color w:val="1F2A37"/>
+          <w:sz w:val="20"/>
+        </w:rPr>
+        <w:t>ramo E</w:t>
+      </w:r>
+      <w:r>
+        <w:rPr>
+          <w:rFonts w:ascii="Arial" w:hAnsi="Arial" w:cs="Arial" w:eastAsia="Arial"/>
+          <w:b w:val="0"/>
+          <w:i w:val="0"/>
+          <w:color w:val="1F2A37"/>
+          <w:sz w:val="20"/>
+        </w:rPr>
+        <w:t>.</w:t>
+      </w:r>
+    </w:p>
+    <w:p>
+      <w:pPr>
+        <w:spacing w:after="130" w:before="0" w:line="284" w:lineRule="exact"/>
+        <w:jc w:val="both"/>
+      </w:pPr>
+      <w:r>
+        <w:rPr>
+          <w:rFonts w:ascii="Arial" w:hAnsi="Arial" w:cs="Arial" w:eastAsia="Arial"/>
+          <w:b w:val="0"/>
+          <w:i w:val="0"/>
+          <w:color w:val="1F2A37"/>
+          <w:sz w:val="20"/>
+        </w:rPr>
+        <w:t xml:space="preserve">Mais de um ramo pode valer ao mesmo tempo. Se as respostas conflitam, </w:t>
+      </w:r>
+      <w:r>
+        <w:rPr>
+          <w:rFonts w:ascii="Arial" w:hAnsi="Arial" w:cs="Arial" w:eastAsia="Arial"/>
+          <w:b/>
+          <w:i w:val="0"/>
+          <w:color w:val="1F2A37"/>
+          <w:sz w:val="20"/>
+        </w:rPr>
+        <w:t>vale o ramo mais restritivo</w:t>
+      </w:r>
+      <w:r>
+        <w:rPr>
+          <w:rFonts w:ascii="Arial" w:hAnsi="Arial" w:cs="Arial" w:eastAsia="Arial"/>
+          <w:b w:val="0"/>
+          <w:i w:val="0"/>
+          <w:color w:val="1F2A37"/>
+          <w:sz w:val="20"/>
+        </w:rPr>
+        <w:t>.</w:t>
+      </w:r>
+    </w:p>
+    <w:p>
+      <w:pPr>
+        <w:keepNext/>
+        <w:spacing w:after="80" w:before="240" w:line="280" w:lineRule="exact"/>
+      </w:pPr>
+      <w:r>
+        <w:rPr>
+          <w:rFonts w:ascii="Arial" w:hAnsi="Arial" w:cs="Arial" w:eastAsia="Arial"/>
+          <w:b/>
+          <w:i w:val="0"/>
+          <w:color w:val="1F2A37"/>
+          <w:sz w:val="22"/>
+        </w:rPr>
+        <w:t>Fase 4 — Abastecimento alternativo (acionar até T+1 h) ⚠</w:t>
+      </w:r>
+    </w:p>
+    <w:p>
+      <w:pPr>
+        <w:spacing w:after="130" w:before="0" w:line="284" w:lineRule="exact"/>
+        <w:jc w:val="both"/>
+      </w:pPr>
+      <w:r>
+        <w:rPr>
+          <w:rFonts w:ascii="Arial" w:hAnsi="Arial" w:cs="Arial" w:eastAsia="Arial"/>
+          <w:b w:val="0"/>
+          <w:i w:val="0"/>
+          <w:color w:val="1F2A37"/>
+          <w:sz w:val="20"/>
+        </w:rPr>
+        <w:t xml:space="preserve">Quando a autonomia </w:t>
+      </w:r>
+      <w:r>
+        <w:rPr>
+          <w:rFonts w:ascii="Arial" w:hAnsi="Arial" w:cs="Arial" w:eastAsia="Arial"/>
+          <w:b/>
+          <w:i w:val="0"/>
+          <w:color w:val="1F2A37"/>
+          <w:sz w:val="20"/>
+        </w:rPr>
+        <w:t>não cobre</w:t>
+      </w:r>
+      <w:r>
+        <w:rPr>
+          <w:rFonts w:ascii="Arial" w:hAnsi="Arial" w:cs="Arial" w:eastAsia="Arial"/>
+          <w:b w:val="0"/>
+          <w:i w:val="0"/>
+          <w:color w:val="1F2A37"/>
+          <w:sz w:val="20"/>
+        </w:rPr>
+        <w:t xml:space="preserve"> o retorno previsto (ou </w:t>
+      </w:r>
+      <w:r>
+        <w:rPr>
+          <w:rFonts w:ascii="Arial" w:hAnsi="Arial" w:cs="Arial" w:eastAsia="Arial"/>
+          <w:b/>
+          <w:i w:val="0"/>
+          <w:color w:val="1F2A37"/>
+          <w:sz w:val="20"/>
+        </w:rPr>
+        <w:t>não se sabe</w:t>
+      </w:r>
+      <w:r>
+        <w:rPr>
+          <w:rFonts w:ascii="Arial" w:hAnsi="Arial" w:cs="Arial" w:eastAsia="Arial"/>
+          <w:b w:val="0"/>
+          <w:i w:val="0"/>
+          <w:color w:val="1F2A37"/>
+          <w:sz w:val="20"/>
+        </w:rPr>
+        <w:t>):</w:t>
       </w:r>
     </w:p>
     <w:p>
@@ -4714,7 +4682,7 @@
           <w:color w:val="2F4162"/>
           <w:sz w:val="20"/>
         </w:rPr>
-        <w:t>2.</w:t>
+        <w:t>1.</w:t>
         <w:tab/>
       </w:r>
       <w:r>
@@ -4725,37 +4693,57 @@
           <w:color w:val="1F2A37"/>
           <w:sz w:val="20"/>
         </w:rPr>
-        <w:t>Garrafões</w:t>
-      </w:r>
-      <w:r>
-        <w:rPr>
-          <w:rFonts w:ascii="Arial" w:hAnsi="Arial" w:cs="Arial" w:eastAsia="Arial"/>
-          <w:b w:val="0"/>
-          <w:i w:val="0"/>
-          <w:color w:val="1F2A37"/>
-          <w:sz w:val="20"/>
-        </w:rPr>
-        <w:t xml:space="preserve"> de fornecedor regular para </w:t>
-      </w:r>
-      <w:r>
-        <w:rPr>
-          <w:rFonts w:ascii="Arial" w:hAnsi="Arial" w:cs="Arial" w:eastAsia="Arial"/>
-          <w:b/>
-          <w:i w:val="0"/>
-          <w:color w:val="1F2A37"/>
-          <w:sz w:val="20"/>
-        </w:rPr>
-        <w:t>beber e cozinhar</w:t>
-      </w:r>
-      <w:r>
-        <w:rPr>
-          <w:rFonts w:ascii="Arial" w:hAnsi="Arial" w:cs="Arial" w:eastAsia="Arial"/>
-          <w:b w:val="0"/>
-          <w:i w:val="0"/>
-          <w:color w:val="1F2A37"/>
-          <w:sz w:val="20"/>
-        </w:rPr>
-        <w:t xml:space="preserve"> nos andares, na copa e nos restaurantes; sinalizar os pontos.</w:t>
+        <w:t>Acionar o caminhão-pipa pré-qualificado</w:t>
+      </w:r>
+      <w:r>
+        <w:rPr>
+          <w:rFonts w:ascii="Arial" w:hAnsi="Arial" w:cs="Arial" w:eastAsia="Arial"/>
+          <w:b w:val="0"/>
+          <w:i w:val="0"/>
+          <w:color w:val="1F2A37"/>
+          <w:sz w:val="20"/>
+        </w:rPr>
+        <w:t xml:space="preserve"> da ficha. Se não houver, a gestão busca fornecedor de </w:t>
+      </w:r>
+      <w:r>
+        <w:rPr>
+          <w:rFonts w:ascii="Arial" w:hAnsi="Arial" w:cs="Arial" w:eastAsia="Arial"/>
+          <w:b/>
+          <w:i w:val="0"/>
+          <w:color w:val="1F2A37"/>
+          <w:sz w:val="20"/>
+        </w:rPr>
+        <w:t>origem identificada</w:t>
+      </w:r>
+      <w:r>
+        <w:rPr>
+          <w:rFonts w:ascii="Arial" w:hAnsi="Arial" w:cs="Arial" w:eastAsia="Arial"/>
+          <w:b w:val="0"/>
+          <w:i w:val="0"/>
+          <w:color w:val="1F2A37"/>
+          <w:sz w:val="20"/>
+        </w:rPr>
+        <w:t xml:space="preserve"> e a equipe aplica a seção 7 </w:t>
+      </w:r>
+      <w:r>
+        <w:rPr>
+          <w:rFonts w:ascii="Arial" w:hAnsi="Arial" w:cs="Arial" w:eastAsia="Arial"/>
+          <w:b/>
+          <w:i w:val="0"/>
+          <w:color w:val="1F2A37"/>
+          <w:sz w:val="20"/>
+        </w:rPr>
+        <w:t>com mais rigor</w:t>
+      </w:r>
+      <w:r>
+        <w:rPr>
+          <w:rFonts w:ascii="Arial" w:hAnsi="Arial" w:cs="Arial" w:eastAsia="Arial"/>
+          <w:b w:val="0"/>
+          <w:i w:val="0"/>
+          <w:color w:val="1F2A37"/>
+          <w:sz w:val="20"/>
+        </w:rPr>
+        <w:t xml:space="preserve"> (fornecedor não conhecido).</w:t>
       </w:r>
     </w:p>
     <w:p>
@@ -4775,7 +4763,7 @@
           <w:color w:val="2F4162"/>
           <w:sz w:val="20"/>
         </w:rPr>
-        <w:t>3.</w:t>
+        <w:t>2.</w:t>
         <w:tab/>
       </w:r>
       <w:r>
@@ -4786,17 +4774,37 @@
           <w:color w:val="1F2A37"/>
           <w:sz w:val="20"/>
         </w:rPr>
-        <w:t>Receber a água</w:t>
-      </w:r>
-      <w:r>
-        <w:rPr>
-          <w:rFonts w:ascii="Arial" w:hAnsi="Arial" w:cs="Arial" w:eastAsia="Arial"/>
-          <w:b w:val="0"/>
-          <w:i w:val="0"/>
-          <w:color w:val="1F2A37"/>
-          <w:sz w:val="20"/>
-        </w:rPr>
-        <w:t xml:space="preserve"> conforme a seção 7: ponto fixo acima do nível, folga de ar, cloro e amostra na chegada, registro.</w:t>
+        <w:t>Garrafões</w:t>
+      </w:r>
+      <w:r>
+        <w:rPr>
+          <w:rFonts w:ascii="Arial" w:hAnsi="Arial" w:cs="Arial" w:eastAsia="Arial"/>
+          <w:b w:val="0"/>
+          <w:i w:val="0"/>
+          <w:color w:val="1F2A37"/>
+          <w:sz w:val="20"/>
+        </w:rPr>
+        <w:t xml:space="preserve"> de fornecedor regular para </w:t>
+      </w:r>
+      <w:r>
+        <w:rPr>
+          <w:rFonts w:ascii="Arial" w:hAnsi="Arial" w:cs="Arial" w:eastAsia="Arial"/>
+          <w:b/>
+          <w:i w:val="0"/>
+          <w:color w:val="1F2A37"/>
+          <w:sz w:val="20"/>
+        </w:rPr>
+        <w:t>beber e cozinhar</w:t>
+      </w:r>
+      <w:r>
+        <w:rPr>
+          <w:rFonts w:ascii="Arial" w:hAnsi="Arial" w:cs="Arial" w:eastAsia="Arial"/>
+          <w:b w:val="0"/>
+          <w:i w:val="0"/>
+          <w:color w:val="1F2A37"/>
+          <w:sz w:val="20"/>
+        </w:rPr>
+        <w:t xml:space="preserve"> nos andares, na copa e nos restaurantes; sinalizar os pontos.</w:t>
       </w:r>
     </w:p>
     <w:p>
@@ -4816,7 +4824,7 @@
           <w:color w:val="2F4162"/>
           <w:sz w:val="20"/>
         </w:rPr>
-        <w:t>4.</w:t>
+        <w:t>3.</w:t>
         <w:tab/>
       </w:r>
       <w:r>
@@ -4827,265 +4835,17 @@
           <w:color w:val="1F2A37"/>
           <w:sz w:val="20"/>
         </w:rPr>
-        <w:t>Manter a reserva de incêndio intocada</w:t>
-      </w:r>
-      <w:r>
-        <w:rPr>
-          <w:rFonts w:ascii="Arial" w:hAnsi="Arial" w:cs="Arial" w:eastAsia="Arial"/>
-          <w:b w:val="0"/>
-          <w:i w:val="0"/>
-          <w:color w:val="1F2A37"/>
-          <w:sz w:val="20"/>
-        </w:rPr>
-        <w:t xml:space="preserve"> durante todo o abastecimento.</w:t>
-      </w:r>
-    </w:p>
-    <w:p>
-      <w:pPr>
-        <w:keepNext/>
-        <w:spacing w:after="80" w:before="240" w:line="280" w:lineRule="exact"/>
-      </w:pPr>
-      <w:r>
-        <w:rPr>
-          <w:rFonts w:ascii="Arial" w:hAnsi="Arial" w:cs="Arial" w:eastAsia="Arial"/>
-          <w:b/>
-          <w:i w:val="0"/>
-          <w:color w:val="1F2A37"/>
-          <w:sz w:val="22"/>
-        </w:rPr>
-        <w:t>Fase 5 — Retorno e requalificação</w:t>
-      </w:r>
-    </w:p>
-    <w:p>
-      <w:pPr>
-        <w:spacing w:after="130" w:before="0" w:line="284" w:lineRule="exact"/>
-        <w:jc w:val="both"/>
-      </w:pPr>
-      <w:r>
-        <w:rPr>
-          <w:rFonts w:ascii="Arial" w:hAnsi="Arial" w:cs="Arial" w:eastAsia="Arial"/>
-          <w:b w:val="0"/>
-          <w:i w:val="0"/>
-          <w:color w:val="1F2A37"/>
-          <w:sz w:val="20"/>
-        </w:rPr>
-        <w:t xml:space="preserve">Ver a </w:t>
-      </w:r>
-      <w:r>
-        <w:rPr>
-          <w:rFonts w:ascii="Arial" w:hAnsi="Arial" w:cs="Arial" w:eastAsia="Arial"/>
-          <w:b/>
-          <w:i w:val="0"/>
-          <w:color w:val="1F2A37"/>
-          <w:sz w:val="20"/>
-        </w:rPr>
-        <w:t>seção 9</w:t>
-      </w:r>
-      <w:r>
-        <w:rPr>
-          <w:rFonts w:ascii="Arial" w:hAnsi="Arial" w:cs="Arial" w:eastAsia="Arial"/>
-          <w:b w:val="0"/>
-          <w:i w:val="0"/>
-          <w:color w:val="1F2A37"/>
-          <w:sz w:val="20"/>
-        </w:rPr>
-        <w:t xml:space="preserve"> (passo a passo e critérios). Resumo: reposições ao potável </w:t>
-      </w:r>
-      <w:r>
-        <w:rPr>
-          <w:rFonts w:ascii="Arial" w:hAnsi="Arial" w:cs="Arial" w:eastAsia="Arial"/>
-          <w:b/>
-          <w:i w:val="0"/>
-          <w:color w:val="1F2A37"/>
-          <w:sz w:val="20"/>
-        </w:rPr>
-        <w:t>continuam fechadas</w:t>
-      </w:r>
-      <w:r>
-        <w:rPr>
-          <w:rFonts w:ascii="Arial" w:hAnsi="Arial" w:cs="Arial" w:eastAsia="Arial"/>
-          <w:b w:val="0"/>
-          <w:i w:val="0"/>
-          <w:color w:val="1F2A37"/>
-          <w:sz w:val="20"/>
-        </w:rPr>
-        <w:t xml:space="preserve"> até a pressão do potável estar </w:t>
-      </w:r>
-      <w:r>
-        <w:rPr>
-          <w:rFonts w:ascii="Arial" w:hAnsi="Arial" w:cs="Arial" w:eastAsia="Arial"/>
-          <w:b/>
-          <w:i w:val="0"/>
-          <w:color w:val="1F2A37"/>
-          <w:sz w:val="20"/>
-        </w:rPr>
-        <w:t>estável</w:t>
-      </w:r>
-      <w:r>
-        <w:rPr>
-          <w:rFonts w:ascii="Arial" w:hAnsi="Arial" w:cs="Arial" w:eastAsia="Arial"/>
-          <w:b w:val="0"/>
-          <w:i w:val="0"/>
-          <w:color w:val="1F2A37"/>
-          <w:sz w:val="20"/>
-        </w:rPr>
-        <w:t xml:space="preserve">; reabrir </w:t>
-      </w:r>
-      <w:r>
-        <w:rPr>
-          <w:rFonts w:ascii="Arial" w:hAnsi="Arial" w:cs="Arial" w:eastAsia="Arial"/>
-          <w:b/>
-          <w:i w:val="0"/>
-          <w:color w:val="1F2A37"/>
-          <w:sz w:val="20"/>
-        </w:rPr>
-        <w:t>devagar</w:t>
-      </w:r>
-      <w:r>
-        <w:rPr>
-          <w:rFonts w:ascii="Arial" w:hAnsi="Arial" w:cs="Arial" w:eastAsia="Arial"/>
-          <w:b w:val="0"/>
-          <w:i w:val="0"/>
-          <w:color w:val="1F2A37"/>
-          <w:sz w:val="20"/>
-        </w:rPr>
-        <w:t xml:space="preserve">; </w:t>
-      </w:r>
-      <w:r>
-        <w:rPr>
-          <w:rFonts w:ascii="Arial" w:hAnsi="Arial" w:cs="Arial" w:eastAsia="Arial"/>
-          <w:b/>
-          <w:i w:val="0"/>
-          <w:color w:val="1F2A37"/>
-          <w:sz w:val="20"/>
-        </w:rPr>
-        <w:t>purgar o ar</w:t>
-      </w:r>
-      <w:r>
-        <w:rPr>
-          <w:rFonts w:ascii="Arial" w:hAnsi="Arial" w:cs="Arial" w:eastAsia="Arial"/>
-          <w:b w:val="0"/>
-          <w:i w:val="0"/>
-          <w:color w:val="1F2A37"/>
-          <w:sz w:val="20"/>
-        </w:rPr>
-        <w:t xml:space="preserve">; </w:t>
-      </w:r>
-      <w:r>
-        <w:rPr>
-          <w:rFonts w:ascii="Arial" w:hAnsi="Arial" w:cs="Arial" w:eastAsia="Arial"/>
-          <w:b/>
-          <w:i w:val="0"/>
-          <w:color w:val="1F2A37"/>
-          <w:sz w:val="20"/>
-        </w:rPr>
-        <w:t>descarregar</w:t>
-      </w:r>
-      <w:r>
-        <w:rPr>
-          <w:rFonts w:ascii="Arial" w:hAnsi="Arial" w:cs="Arial" w:eastAsia="Arial"/>
-          <w:b w:val="0"/>
-          <w:i w:val="0"/>
-          <w:color w:val="1F2A37"/>
-          <w:sz w:val="20"/>
-        </w:rPr>
-        <w:t xml:space="preserve"> os pontos; checar </w:t>
-      </w:r>
-      <w:r>
-        <w:rPr>
-          <w:rFonts w:ascii="Arial" w:hAnsi="Arial" w:cs="Arial" w:eastAsia="Arial"/>
-          <w:b/>
-          <w:i w:val="0"/>
-          <w:color w:val="1F2A37"/>
-          <w:sz w:val="20"/>
-        </w:rPr>
-        <w:t>cloro, cor e odor</w:t>
-      </w:r>
-      <w:r>
-        <w:rPr>
-          <w:rFonts w:ascii="Arial" w:hAnsi="Arial" w:cs="Arial" w:eastAsia="Arial"/>
-          <w:b w:val="0"/>
-          <w:i w:val="0"/>
-          <w:color w:val="1F2A37"/>
-          <w:sz w:val="20"/>
-        </w:rPr>
-        <w:t xml:space="preserve">; achar os </w:t>
-      </w:r>
-      <w:r>
-        <w:rPr>
-          <w:rFonts w:ascii="Arial" w:hAnsi="Arial" w:cs="Arial" w:eastAsia="Arial"/>
-          <w:b/>
-          <w:i w:val="0"/>
-          <w:color w:val="1F2A37"/>
-          <w:sz w:val="20"/>
-        </w:rPr>
-        <w:t>vazamentos que aparecem</w:t>
-      </w:r>
-      <w:r>
-        <w:rPr>
-          <w:rFonts w:ascii="Arial" w:hAnsi="Arial" w:cs="Arial" w:eastAsia="Arial"/>
-          <w:b w:val="0"/>
-          <w:i w:val="0"/>
-          <w:color w:val="1F2A37"/>
-          <w:sz w:val="20"/>
-        </w:rPr>
-        <w:t xml:space="preserve"> com a água de volta; </w:t>
-      </w:r>
-      <w:r>
-        <w:rPr>
-          <w:rFonts w:ascii="Arial" w:hAnsi="Arial" w:cs="Arial" w:eastAsia="Arial"/>
-          <w:b/>
-          <w:i w:val="0"/>
-          <w:color w:val="1F2A37"/>
-          <w:sz w:val="20"/>
-        </w:rPr>
-        <w:t>só normalizar</w:t>
-      </w:r>
-      <w:r>
-        <w:rPr>
-          <w:rFonts w:ascii="Arial" w:hAnsi="Arial" w:cs="Arial" w:eastAsia="Arial"/>
-          <w:b w:val="0"/>
-          <w:i w:val="0"/>
-          <w:color w:val="1F2A37"/>
-          <w:sz w:val="20"/>
-        </w:rPr>
-        <w:t xml:space="preserve"> com critério e </w:t>
-      </w:r>
-      <w:r>
-        <w:rPr>
-          <w:rFonts w:ascii="Arial" w:hAnsi="Arial" w:cs="Arial" w:eastAsia="Arial"/>
-          <w:b/>
-          <w:i w:val="0"/>
-          <w:color w:val="1F2A37"/>
-          <w:sz w:val="20"/>
-        </w:rPr>
-        <w:t>autorização escrita do síndico</w:t>
-      </w:r>
-      <w:r>
-        <w:rPr>
-          <w:rFonts w:ascii="Arial" w:hAnsi="Arial" w:cs="Arial" w:eastAsia="Arial"/>
-          <w:b w:val="0"/>
-          <w:i w:val="0"/>
-          <w:color w:val="1F2A37"/>
-          <w:sz w:val="20"/>
-        </w:rPr>
-        <w:t>.</w:t>
-      </w:r>
-    </w:p>
-    <w:p>
-      <w:pPr>
-        <w:keepNext/>
-        <w:spacing w:after="80" w:before="240" w:line="280" w:lineRule="exact"/>
-      </w:pPr>
-      <w:r>
-        <w:rPr>
-          <w:rFonts w:ascii="Arial" w:hAnsi="Arial" w:cs="Arial" w:eastAsia="Arial"/>
-          <w:b/>
-          <w:i w:val="0"/>
-          <w:color w:val="1F2A37"/>
-          <w:sz w:val="22"/>
-        </w:rPr>
-        <w:t>Fase 6 — Registro e lições</w:t>
+        <w:t>Receber a água</w:t>
+      </w:r>
+      <w:r>
+        <w:rPr>
+          <w:rFonts w:ascii="Arial" w:hAnsi="Arial" w:cs="Arial" w:eastAsia="Arial"/>
+          <w:b w:val="0"/>
+          <w:i w:val="0"/>
+          <w:color w:val="1F2A37"/>
+          <w:sz w:val="20"/>
+        </w:rPr>
+        <w:t xml:space="preserve"> conforme a seção 7: ponto fixo acima do nível, folga de ar, cloro e amostra na chegada, registro.</w:t>
       </w:r>
     </w:p>
     <w:p>
@@ -5105,38 +4865,276 @@
           <w:color w:val="2F4162"/>
           <w:sz w:val="20"/>
         </w:rPr>
-        <w:t>1.</w:t>
+        <w:t>4.</w:t>
         <w:tab/>
       </w:r>
       <w:r>
         <w:rPr>
           <w:rFonts w:ascii="Arial" w:hAnsi="Arial" w:cs="Arial" w:eastAsia="Arial"/>
-          <w:b w:val="0"/>
-          <w:i w:val="0"/>
-          <w:color w:val="1F2A37"/>
-          <w:sz w:val="20"/>
-        </w:rPr>
-        <w:t xml:space="preserve">Fechar o </w:t>
-      </w:r>
-      <w:r>
-        <w:rPr>
-          <w:rFonts w:ascii="Arial" w:hAnsi="Arial" w:cs="Arial" w:eastAsia="Arial"/>
-          <w:b/>
-          <w:i w:val="0"/>
-          <w:color w:val="1F2A37"/>
-          <w:sz w:val="20"/>
-        </w:rPr>
-        <w:t>registro do incidente</w:t>
-      </w:r>
-      <w:r>
-        <w:rPr>
-          <w:rFonts w:ascii="Arial" w:hAnsi="Arial" w:cs="Arial" w:eastAsia="Arial"/>
-          <w:b w:val="0"/>
-          <w:i w:val="0"/>
-          <w:color w:val="1F2A37"/>
-          <w:sz w:val="20"/>
-        </w:rPr>
-        <w:t xml:space="preserve"> (seção 13): linha do tempo, nível inicial e mínimo, causa, decisões, quem autorizou.</w:t>
+          <w:b/>
+          <w:i w:val="0"/>
+          <w:color w:val="1F2A37"/>
+          <w:sz w:val="20"/>
+        </w:rPr>
+        <w:t>Manter a reserva de incêndio intocada</w:t>
+      </w:r>
+      <w:r>
+        <w:rPr>
+          <w:rFonts w:ascii="Arial" w:hAnsi="Arial" w:cs="Arial" w:eastAsia="Arial"/>
+          <w:b w:val="0"/>
+          <w:i w:val="0"/>
+          <w:color w:val="1F2A37"/>
+          <w:sz w:val="20"/>
+        </w:rPr>
+        <w:t xml:space="preserve"> durante todo o abastecimento.</w:t>
+      </w:r>
+    </w:p>
+    <w:p>
+      <w:pPr>
+        <w:keepNext/>
+        <w:spacing w:after="80" w:before="240" w:line="280" w:lineRule="exact"/>
+      </w:pPr>
+      <w:r>
+        <w:rPr>
+          <w:rFonts w:ascii="Arial" w:hAnsi="Arial" w:cs="Arial" w:eastAsia="Arial"/>
+          <w:b/>
+          <w:i w:val="0"/>
+          <w:color w:val="1F2A37"/>
+          <w:sz w:val="22"/>
+        </w:rPr>
+        <w:t>Fase 5 — Retorno e requalificação</w:t>
+      </w:r>
+    </w:p>
+    <w:p>
+      <w:pPr>
+        <w:spacing w:after="130" w:before="0" w:line="284" w:lineRule="exact"/>
+        <w:jc w:val="both"/>
+      </w:pPr>
+      <w:r>
+        <w:rPr>
+          <w:rFonts w:ascii="Arial" w:hAnsi="Arial" w:cs="Arial" w:eastAsia="Arial"/>
+          <w:b w:val="0"/>
+          <w:i w:val="0"/>
+          <w:color w:val="1F2A37"/>
+          <w:sz w:val="20"/>
+        </w:rPr>
+        <w:t xml:space="preserve">Ver a </w:t>
+      </w:r>
+      <w:r>
+        <w:rPr>
+          <w:rFonts w:ascii="Arial" w:hAnsi="Arial" w:cs="Arial" w:eastAsia="Arial"/>
+          <w:b/>
+          <w:i w:val="0"/>
+          <w:color w:val="1F2A37"/>
+          <w:sz w:val="20"/>
+        </w:rPr>
+        <w:t>seção 9</w:t>
+      </w:r>
+      <w:r>
+        <w:rPr>
+          <w:rFonts w:ascii="Arial" w:hAnsi="Arial" w:cs="Arial" w:eastAsia="Arial"/>
+          <w:b w:val="0"/>
+          <w:i w:val="0"/>
+          <w:color w:val="1F2A37"/>
+          <w:sz w:val="20"/>
+        </w:rPr>
+        <w:t xml:space="preserve"> (passo a passo e critérios). Resumo: reposições ao potável </w:t>
+      </w:r>
+      <w:r>
+        <w:rPr>
+          <w:rFonts w:ascii="Arial" w:hAnsi="Arial" w:cs="Arial" w:eastAsia="Arial"/>
+          <w:b/>
+          <w:i w:val="0"/>
+          <w:color w:val="1F2A37"/>
+          <w:sz w:val="20"/>
+        </w:rPr>
+        <w:t>continuam fechadas</w:t>
+      </w:r>
+      <w:r>
+        <w:rPr>
+          <w:rFonts w:ascii="Arial" w:hAnsi="Arial" w:cs="Arial" w:eastAsia="Arial"/>
+          <w:b w:val="0"/>
+          <w:i w:val="0"/>
+          <w:color w:val="1F2A37"/>
+          <w:sz w:val="20"/>
+        </w:rPr>
+        <w:t xml:space="preserve"> até a pressão do potável estar </w:t>
+      </w:r>
+      <w:r>
+        <w:rPr>
+          <w:rFonts w:ascii="Arial" w:hAnsi="Arial" w:cs="Arial" w:eastAsia="Arial"/>
+          <w:b/>
+          <w:i w:val="0"/>
+          <w:color w:val="1F2A37"/>
+          <w:sz w:val="20"/>
+        </w:rPr>
+        <w:t>estável</w:t>
+      </w:r>
+      <w:r>
+        <w:rPr>
+          <w:rFonts w:ascii="Arial" w:hAnsi="Arial" w:cs="Arial" w:eastAsia="Arial"/>
+          <w:b w:val="0"/>
+          <w:i w:val="0"/>
+          <w:color w:val="1F2A37"/>
+          <w:sz w:val="20"/>
+        </w:rPr>
+        <w:t xml:space="preserve">; reabrir </w:t>
+      </w:r>
+      <w:r>
+        <w:rPr>
+          <w:rFonts w:ascii="Arial" w:hAnsi="Arial" w:cs="Arial" w:eastAsia="Arial"/>
+          <w:b/>
+          <w:i w:val="0"/>
+          <w:color w:val="1F2A37"/>
+          <w:sz w:val="20"/>
+        </w:rPr>
+        <w:t>devagar</w:t>
+      </w:r>
+      <w:r>
+        <w:rPr>
+          <w:rFonts w:ascii="Arial" w:hAnsi="Arial" w:cs="Arial" w:eastAsia="Arial"/>
+          <w:b w:val="0"/>
+          <w:i w:val="0"/>
+          <w:color w:val="1F2A37"/>
+          <w:sz w:val="20"/>
+        </w:rPr>
+        <w:t xml:space="preserve">; </w:t>
+      </w:r>
+      <w:r>
+        <w:rPr>
+          <w:rFonts w:ascii="Arial" w:hAnsi="Arial" w:cs="Arial" w:eastAsia="Arial"/>
+          <w:b/>
+          <w:i w:val="0"/>
+          <w:color w:val="1F2A37"/>
+          <w:sz w:val="20"/>
+        </w:rPr>
+        <w:t>purgar o ar</w:t>
+      </w:r>
+      <w:r>
+        <w:rPr>
+          <w:rFonts w:ascii="Arial" w:hAnsi="Arial" w:cs="Arial" w:eastAsia="Arial"/>
+          <w:b w:val="0"/>
+          <w:i w:val="0"/>
+          <w:color w:val="1F2A37"/>
+          <w:sz w:val="20"/>
+        </w:rPr>
+        <w:t xml:space="preserve">; </w:t>
+      </w:r>
+      <w:r>
+        <w:rPr>
+          <w:rFonts w:ascii="Arial" w:hAnsi="Arial" w:cs="Arial" w:eastAsia="Arial"/>
+          <w:b/>
+          <w:i w:val="0"/>
+          <w:color w:val="1F2A37"/>
+          <w:sz w:val="20"/>
+        </w:rPr>
+        <w:t>descarregar</w:t>
+      </w:r>
+      <w:r>
+        <w:rPr>
+          <w:rFonts w:ascii="Arial" w:hAnsi="Arial" w:cs="Arial" w:eastAsia="Arial"/>
+          <w:b w:val="0"/>
+          <w:i w:val="0"/>
+          <w:color w:val="1F2A37"/>
+          <w:sz w:val="20"/>
+        </w:rPr>
+        <w:t xml:space="preserve"> os pontos; checar </w:t>
+      </w:r>
+      <w:r>
+        <w:rPr>
+          <w:rFonts w:ascii="Arial" w:hAnsi="Arial" w:cs="Arial" w:eastAsia="Arial"/>
+          <w:b/>
+          <w:i w:val="0"/>
+          <w:color w:val="1F2A37"/>
+          <w:sz w:val="20"/>
+        </w:rPr>
+        <w:t>cloro, cor e odor</w:t>
+      </w:r>
+      <w:r>
+        <w:rPr>
+          <w:rFonts w:ascii="Arial" w:hAnsi="Arial" w:cs="Arial" w:eastAsia="Arial"/>
+          <w:b w:val="0"/>
+          <w:i w:val="0"/>
+          <w:color w:val="1F2A37"/>
+          <w:sz w:val="20"/>
+        </w:rPr>
+        <w:t xml:space="preserve">; achar os </w:t>
+      </w:r>
+      <w:r>
+        <w:rPr>
+          <w:rFonts w:ascii="Arial" w:hAnsi="Arial" w:cs="Arial" w:eastAsia="Arial"/>
+          <w:b/>
+          <w:i w:val="0"/>
+          <w:color w:val="1F2A37"/>
+          <w:sz w:val="20"/>
+        </w:rPr>
+        <w:t>vazamentos que aparecem</w:t>
+      </w:r>
+      <w:r>
+        <w:rPr>
+          <w:rFonts w:ascii="Arial" w:hAnsi="Arial" w:cs="Arial" w:eastAsia="Arial"/>
+          <w:b w:val="0"/>
+          <w:i w:val="0"/>
+          <w:color w:val="1F2A37"/>
+          <w:sz w:val="20"/>
+        </w:rPr>
+        <w:t xml:space="preserve"> com a água de volta; </w:t>
+      </w:r>
+      <w:r>
+        <w:rPr>
+          <w:rFonts w:ascii="Arial" w:hAnsi="Arial" w:cs="Arial" w:eastAsia="Arial"/>
+          <w:b/>
+          <w:i w:val="0"/>
+          <w:color w:val="1F2A37"/>
+          <w:sz w:val="20"/>
+        </w:rPr>
+        <w:t>só normalizar</w:t>
+      </w:r>
+      <w:r>
+        <w:rPr>
+          <w:rFonts w:ascii="Arial" w:hAnsi="Arial" w:cs="Arial" w:eastAsia="Arial"/>
+          <w:b w:val="0"/>
+          <w:i w:val="0"/>
+          <w:color w:val="1F2A37"/>
+          <w:sz w:val="20"/>
+        </w:rPr>
+        <w:t xml:space="preserve"> com critério e </w:t>
+      </w:r>
+      <w:r>
+        <w:rPr>
+          <w:rFonts w:ascii="Arial" w:hAnsi="Arial" w:cs="Arial" w:eastAsia="Arial"/>
+          <w:b/>
+          <w:i w:val="0"/>
+          <w:color w:val="1F2A37"/>
+          <w:sz w:val="20"/>
+        </w:rPr>
+        <w:t>autorização escrita do síndico</w:t>
+      </w:r>
+      <w:r>
+        <w:rPr>
+          <w:rFonts w:ascii="Arial" w:hAnsi="Arial" w:cs="Arial" w:eastAsia="Arial"/>
+          <w:b w:val="0"/>
+          <w:i w:val="0"/>
+          <w:color w:val="1F2A37"/>
+          <w:sz w:val="20"/>
+        </w:rPr>
+        <w:t>.</w:t>
+      </w:r>
+    </w:p>
+    <w:p>
+      <w:pPr>
+        <w:keepNext/>
+        <w:spacing w:after="80" w:before="240" w:line="280" w:lineRule="exact"/>
+      </w:pPr>
+      <w:r>
+        <w:rPr>
+          <w:rFonts w:ascii="Arial" w:hAnsi="Arial" w:cs="Arial" w:eastAsia="Arial"/>
+          <w:b/>
+          <w:i w:val="0"/>
+          <w:color w:val="1F2A37"/>
+          <w:sz w:val="22"/>
+        </w:rPr>
+        <w:t>Fase 6 — Registro e lições</w:t>
       </w:r>
     </w:p>
     <w:p>
@@ -5156,48 +5154,38 @@
           <w:color w:val="2F4162"/>
           <w:sz w:val="20"/>
         </w:rPr>
-        <w:t>2.</w:t>
+        <w:t>1.</w:t>
         <w:tab/>
       </w:r>
       <w:r>
         <w:rPr>
           <w:rFonts w:ascii="Arial" w:hAnsi="Arial" w:cs="Arial" w:eastAsia="Arial"/>
-          <w:b/>
-          <w:i w:val="0"/>
-          <w:color w:val="1F2A37"/>
-          <w:sz w:val="20"/>
-        </w:rPr>
-        <w:t>Atualizar a ficha</w:t>
-      </w:r>
-      <w:r>
-        <w:rPr>
-          <w:rFonts w:ascii="Arial" w:hAnsi="Arial" w:cs="Arial" w:eastAsia="Arial"/>
-          <w:b w:val="0"/>
-          <w:i w:val="0"/>
-          <w:color w:val="1F2A37"/>
-          <w:sz w:val="20"/>
-        </w:rPr>
-        <w:t xml:space="preserve"> (autonomia real, ponto cego descoberto, registro sem identificação, reserva de incêndio, causa) e a </w:t>
-      </w:r>
-      <w:r>
-        <w:rPr>
-          <w:rFonts w:ascii="Arial" w:hAnsi="Arial" w:cs="Arial" w:eastAsia="Arial"/>
-          <w:b/>
-          <w:i w:val="0"/>
-          <w:color w:val="1F2A37"/>
-          <w:sz w:val="20"/>
-        </w:rPr>
-        <w:t>matriz sistema × cenário</w:t>
-      </w:r>
-      <w:r>
-        <w:rPr>
-          <w:rFonts w:ascii="Arial" w:hAnsi="Arial" w:cs="Arial" w:eastAsia="Arial"/>
-          <w:b w:val="0"/>
-          <w:i w:val="0"/>
-          <w:color w:val="1F2A37"/>
-          <w:sz w:val="20"/>
-        </w:rPr>
-        <w:t>.</w:t>
+          <w:b w:val="0"/>
+          <w:i w:val="0"/>
+          <w:color w:val="1F2A37"/>
+          <w:sz w:val="20"/>
+        </w:rPr>
+        <w:t xml:space="preserve">Fechar o </w:t>
+      </w:r>
+      <w:r>
+        <w:rPr>
+          <w:rFonts w:ascii="Arial" w:hAnsi="Arial" w:cs="Arial" w:eastAsia="Arial"/>
+          <w:b/>
+          <w:i w:val="0"/>
+          <w:color w:val="1F2A37"/>
+          <w:sz w:val="20"/>
+        </w:rPr>
+        <w:t>registro do incidente</w:t>
+      </w:r>
+      <w:r>
+        <w:rPr>
+          <w:rFonts w:ascii="Arial" w:hAnsi="Arial" w:cs="Arial" w:eastAsia="Arial"/>
+          <w:b w:val="0"/>
+          <w:i w:val="0"/>
+          <w:color w:val="1F2A37"/>
+          <w:sz w:val="20"/>
+        </w:rPr>
+        <w:t xml:space="preserve"> (seção 13): linha do tempo, nível inicial e mínimo, causa, decisões, quem autorizou.</w:t>
       </w:r>
     </w:p>
     <w:p>
@@ -5217,7 +5205,7 @@
           <w:color w:val="2F4162"/>
           <w:sz w:val="20"/>
         </w:rPr>
-        <w:t>3.</w:t>
+        <w:t>2.</w:t>
         <w:tab/>
       </w:r>
       <w:r>
@@ -5228,17 +5216,37 @@
           <w:color w:val="1F2A37"/>
           <w:sz w:val="20"/>
         </w:rPr>
-        <w:t>Revisar este procedimento</w:t>
-      </w:r>
-      <w:r>
-        <w:rPr>
-          <w:rFonts w:ascii="Arial" w:hAnsi="Arial" w:cs="Arial" w:eastAsia="Arial"/>
-          <w:b w:val="0"/>
-          <w:i w:val="0"/>
-          <w:color w:val="1F2A37"/>
-          <w:sz w:val="20"/>
-        </w:rPr>
-        <w:t xml:space="preserve"> e o plano de caminhão-pipa com o que o incidente mostrou.</w:t>
+        <w:t>Atualizar a ficha</w:t>
+      </w:r>
+      <w:r>
+        <w:rPr>
+          <w:rFonts w:ascii="Arial" w:hAnsi="Arial" w:cs="Arial" w:eastAsia="Arial"/>
+          <w:b w:val="0"/>
+          <w:i w:val="0"/>
+          <w:color w:val="1F2A37"/>
+          <w:sz w:val="20"/>
+        </w:rPr>
+        <w:t xml:space="preserve"> (autonomia real, ponto cego descoberto, registro sem identificação, reserva de incêndio, causa) e a </w:t>
+      </w:r>
+      <w:r>
+        <w:rPr>
+          <w:rFonts w:ascii="Arial" w:hAnsi="Arial" w:cs="Arial" w:eastAsia="Arial"/>
+          <w:b/>
+          <w:i w:val="0"/>
+          <w:color w:val="1F2A37"/>
+          <w:sz w:val="20"/>
+        </w:rPr>
+        <w:t>matriz sistema × cenário</w:t>
+      </w:r>
+      <w:r>
+        <w:rPr>
+          <w:rFonts w:ascii="Arial" w:hAnsi="Arial" w:cs="Arial" w:eastAsia="Arial"/>
+          <w:b w:val="0"/>
+          <w:i w:val="0"/>
+          <w:color w:val="1F2A37"/>
+          <w:sz w:val="20"/>
+        </w:rPr>
+        <w:t>.</w:t>
       </w:r>
     </w:p>
     <w:p>
@@ -5258,6 +5266,47 @@
           <w:color w:val="2F4162"/>
           <w:sz w:val="20"/>
         </w:rPr>
+        <w:t>3.</w:t>
+        <w:tab/>
+      </w:r>
+      <w:r>
+        <w:rPr>
+          <w:rFonts w:ascii="Arial" w:hAnsi="Arial" w:cs="Arial" w:eastAsia="Arial"/>
+          <w:b/>
+          <w:i w:val="0"/>
+          <w:color w:val="1F2A37"/>
+          <w:sz w:val="20"/>
+        </w:rPr>
+        <w:t>Revisar este procedimento</w:t>
+      </w:r>
+      <w:r>
+        <w:rPr>
+          <w:rFonts w:ascii="Arial" w:hAnsi="Arial" w:cs="Arial" w:eastAsia="Arial"/>
+          <w:b w:val="0"/>
+          <w:i w:val="0"/>
+          <w:color w:val="1F2A37"/>
+          <w:sz w:val="20"/>
+        </w:rPr>
+        <w:t xml:space="preserve"> e o plano de caminhão-pipa com o que o incidente mostrou.</w:t>
+      </w:r>
+    </w:p>
+    <w:p>
+      <w:pPr>
+        <w:tabs>
+          <w:tab w:pos="260" w:val="left"/>
+        </w:tabs>
+        <w:spacing w:after="60" w:before="0" w:line="284" w:lineRule="exact"/>
+        <w:ind w:left="260" w:hanging="260"/>
+        <w:jc w:val="both"/>
+      </w:pPr>
+      <w:r>
+        <w:rPr>
+          <w:rFonts w:ascii="Arial" w:hAnsi="Arial" w:cs="Arial" w:eastAsia="Arial"/>
+          <w:b w:val="0"/>
+          <w:i w:val="0"/>
+          <w:color w:val="2F4162"/>
+          <w:sz w:val="20"/>
+        </w:rPr>
         <w:t>4.</w:t>
         <w:tab/>
       </w:r>
@@ -5295,6 +5344,7 @@
     <w:p>
       <w:pPr>
         <w:keepNext/>
+        <w:pageBreakBefore/>
         <w:pBdr>
           <w:bottom w:val="single" w:sz="8" w:space="5" w:color="2F4162"/>
         </w:pBdr>
@@ -8896,6 +8946,7 @@
     <w:p>
       <w:pPr>
         <w:keepNext/>
+        <w:pageBreakBefore/>
         <w:pBdr>
           <w:bottom w:val="single" w:sz="8" w:space="5" w:color="2F4162"/>
         </w:pBdr>
@@ -9918,6 +9969,7 @@
     <w:p>
       <w:pPr>
         <w:keepNext/>
+        <w:pageBreakBefore/>
         <w:pBdr>
           <w:bottom w:val="single" w:sz="8" w:space="5" w:color="2F4162"/>
         </w:pBdr>
@@ -10807,6 +10859,7 @@
     <w:p>
       <w:pPr>
         <w:keepNext/>
+        <w:pageBreakBefore/>
         <w:pBdr>
           <w:bottom w:val="single" w:sz="8" w:space="5" w:color="2F4162"/>
         </w:pBdr>
@@ -11443,6 +11496,7 @@
     <w:p>
       <w:pPr>
         <w:keepNext/>
+        <w:pageBreakBefore/>
         <w:pBdr>
           <w:bottom w:val="single" w:sz="8" w:space="5" w:color="2F4162"/>
         </w:pBdr>
@@ -13151,6 +13205,7 @@
     <w:p>
       <w:pPr>
         <w:keepNext/>
+        <w:pageBreakBefore/>
         <w:pBdr>
           <w:bottom w:val="single" w:sz="8" w:space="5" w:color="2F4162"/>
         </w:pBdr>
@@ -13165,6 +13220,122 @@
           <w:sz w:val="27"/>
         </w:rPr>
         <w:t>10. Modelos de comunicação</w:t>
+      </w:r>
+    </w:p>
+    <w:p>
+      <w:pPr>
+        <w:spacing w:after="130" w:before="0" w:line="284" w:lineRule="exact"/>
+        <w:jc w:val="both"/>
+      </w:pPr>
+      <w:r>
+        <w:rPr>
+          <w:rFonts w:ascii="Arial" w:hAnsi="Arial" w:cs="Arial" w:eastAsia="Arial"/>
+          <w:b w:val="0"/>
+          <w:i w:val="0"/>
+          <w:color w:val="1F2A37"/>
+          <w:sz w:val="20"/>
+        </w:rPr>
+        <w:t xml:space="preserve">Os </w:t>
+      </w:r>
+      <w:r>
+        <w:rPr>
+          <w:rFonts w:ascii="Arial" w:hAnsi="Arial" w:cs="Arial" w:eastAsia="Arial"/>
+          <w:b/>
+          <w:i w:val="0"/>
+          <w:color w:val="1F2A37"/>
+          <w:sz w:val="20"/>
+        </w:rPr>
+        <w:t>modelos-padrão</w:t>
+      </w:r>
+      <w:r>
+        <w:rPr>
+          <w:rFonts w:ascii="Arial" w:hAnsi="Arial" w:cs="Arial" w:eastAsia="Arial"/>
+          <w:b w:val="0"/>
+          <w:i w:val="0"/>
+          <w:color w:val="1F2A37"/>
+          <w:sz w:val="20"/>
+        </w:rPr>
+        <w:t xml:space="preserve"> de aviso (9.1 a 9.11), a </w:t>
+      </w:r>
+      <w:r>
+        <w:rPr>
+          <w:rFonts w:ascii="Arial" w:hAnsi="Arial" w:cs="Arial" w:eastAsia="Arial"/>
+          <w:b/>
+          <w:i w:val="0"/>
+          <w:color w:val="1F2A37"/>
+          <w:sz w:val="20"/>
+        </w:rPr>
+        <w:t>classificação G1, G2 e G3</w:t>
+      </w:r>
+      <w:r>
+        <w:rPr>
+          <w:rFonts w:ascii="Arial" w:hAnsi="Arial" w:cs="Arial" w:eastAsia="Arial"/>
+          <w:b w:val="0"/>
+          <w:i w:val="0"/>
+          <w:color w:val="1F2A37"/>
+          <w:sz w:val="20"/>
+        </w:rPr>
+        <w:t xml:space="preserve"> e a </w:t>
+      </w:r>
+      <w:r>
+        <w:rPr>
+          <w:rFonts w:ascii="Arial" w:hAnsi="Arial" w:cs="Arial" w:eastAsia="Arial"/>
+          <w:b/>
+          <w:i w:val="0"/>
+          <w:color w:val="1F2A37"/>
+          <w:sz w:val="20"/>
+        </w:rPr>
+        <w:t>matriz de destinatários</w:t>
+      </w:r>
+      <w:r>
+        <w:rPr>
+          <w:rFonts w:ascii="Arial" w:hAnsi="Arial" w:cs="Arial" w:eastAsia="Arial"/>
+          <w:b w:val="0"/>
+          <w:i w:val="0"/>
+          <w:color w:val="1F2A37"/>
+          <w:sz w:val="20"/>
+        </w:rPr>
+        <w:t xml:space="preserve"> estão no </w:t>
+      </w:r>
+      <w:r>
+        <w:rPr>
+          <w:rFonts w:ascii="Arial" w:hAnsi="Arial" w:cs="Arial" w:eastAsia="Arial"/>
+          <w:b/>
+          <w:i w:val="0"/>
+          <w:color w:val="1F2A37"/>
+          <w:sz w:val="20"/>
+        </w:rPr>
+        <w:t>Cenário T</w:t>
+      </w:r>
+      <w:r>
+        <w:rPr>
+          <w:rFonts w:ascii="Arial" w:hAnsi="Arial" w:cs="Arial" w:eastAsia="Arial"/>
+          <w:b w:val="0"/>
+          <w:i w:val="0"/>
+          <w:color w:val="1F2A37"/>
+          <w:sz w:val="20"/>
+        </w:rPr>
+        <w:t xml:space="preserve">. Os modelos abaixo são </w:t>
+      </w:r>
+      <w:r>
+        <w:rPr>
+          <w:rFonts w:ascii="Arial" w:hAnsi="Arial" w:cs="Arial" w:eastAsia="Arial"/>
+          <w:b/>
+          <w:i w:val="0"/>
+          <w:color w:val="1F2A37"/>
+          <w:sz w:val="20"/>
+        </w:rPr>
+        <w:t>específicos deste cenário</w:t>
+      </w:r>
+      <w:r>
+        <w:rPr>
+          <w:rFonts w:ascii="Arial" w:hAnsi="Arial" w:cs="Arial" w:eastAsia="Arial"/>
+          <w:b w:val="0"/>
+          <w:i w:val="0"/>
+          <w:color w:val="1F2A37"/>
+          <w:sz w:val="20"/>
+        </w:rPr>
+        <w:t>.</w:t>
       </w:r>
     </w:p>
     <w:p>
@@ -13639,6 +13810,7 @@
     <w:p>
       <w:pPr>
         <w:keepNext/>
+        <w:pageBreakBefore/>
         <w:pBdr>
           <w:bottom w:val="single" w:sz="8" w:space="5" w:color="2F4162"/>
         </w:pBdr>
@@ -14979,6 +15151,7 @@
     <w:p>
       <w:pPr>
         <w:keepNext/>
+        <w:pageBreakBefore/>
         <w:pBdr>
           <w:bottom w:val="single" w:sz="8" w:space="5" w:color="2F4162"/>
         </w:pBdr>
@@ -15861,6 +16034,7 @@
     <w:p>
       <w:pPr>
         <w:keepNext/>
+        <w:pageBreakBefore/>
         <w:pBdr>
           <w:bottom w:val="single" w:sz="8" w:space="5" w:color="2F4162"/>
         </w:pBdr>
